--- a/sba_application/03_business_plan/Azalea SBA Business Plan Rev6.00.docx
+++ b/sba_application/03_business_plan/Azalea SBA Business Plan Rev6.00.docx
@@ -192,7 +192,7 @@
               <w:rPr>
                 <w:sz w:val="19"/>
               </w:rPr>
-              <w:t>Single SBA 7(a) loan - retires the seller balance in September 2026 and funds ramp working capital</w:t>
+              <w:t>Single SBA 7(a) loan - funds ~1/15/2027 at the 51% transfer, retiring the seller balloon (~$258,489) and funding ramp working capital</w:t>
             </w:r>
           </w:p>
         </w:tc>
@@ -461,7 +461,7 @@
           <w:i w:val="0"/>
           <w:sz w:val="21"/>
         </w:rPr>
-        <w:t>Tyler Hospice Hold, LLC requests a $500,000 SBA 7(a) loan to complete the acquisition of Refuge Hospice, LLC - a Texas hospice certified for both Medicare and Medicaid (CMS CCN effective January 8, 2024) and ready to bill from day one - and to fund working capital through the census ramp, operating as Azalea Hospice &amp; Palliative Care. The $500,000 purchase, under a Membership Interest Purchase Agreement dated July 14, 2026 (in final negotiation), is structured in two steps to comply with the Medicare 36-month rule at 42 CFR 424.550(b): 49% of the membership interests transfer at closing (approximately August 1, 2026) against a $125,000 down payment, and the remaining 51% transfer on January 15, 2027, the first date past the 36-month mark from initial certification. The $375,000 balance is seller-financed at 6% interest ($31,250 per month beginning September 1, 2026, with a final payment of approximately $258,489 on January 15, 2027) and is prepayable without penalty. SBA loan proceeds retire the seller balance in September 2026, converting short-term seller financing into permanent SBA financing before the ramp deepens. The loan is paired with a $250,000 cash equity injection for a total project of $750,000 (a 33% injection). Once the seller balance is retired, the business carries a single debt: the SBA loan.</w:t>
+        <w:t>Tyler Hospice Hold, LLC requests a $500,000 SBA 7(a) loan to complete the acquisition of Refuge Hospice, LLC - a Texas hospice certified for both Medicare and Medicaid (CMS CCN effective January 8, 2024) and ready to bill from day one - and to fund working capital through the census ramp, operating as Azalea Hospice &amp; Palliative Care. The $500,000 purchase, under a Membership Interest Purchase Agreement dated July 14, 2026 (in final negotiation), is structured in two steps to comply with the Medicare 36-month rule at 42 CFR 424.550(b): 49% of the membership interests transfer at closing (approximately August 1, 2026) against a $125,000 down payment, and the remaining 51% transfer on January 15, 2027, the first date past the 36-month mark from initial certification. The $375,000 balance is seller-financed at 6% interest ($31,250 per month beginning September 1, 2026, with a final payment of approximately $258,489 on January 15, 2027) and is prepayable without penalty. SBA loan proceeds retire the seller balloon at the 51% transfer on January 15, 2027 2026, converting short-term seller financing into permanent SBA financing before the ramp deepens. The loan is paired with a $250,000 cash equity injection for a total project of $750,000 (a 33% injection). Once the seller balance is retired, the business carries a single debt: the SBA loan.</w:t>
       </w:r>
     </w:p>
     <w:p>
@@ -572,7 +572,7 @@
               <w:rPr>
                 <w:sz w:val="19"/>
               </w:rPr>
-              <w:t>100% of membership interests in two steps per 42 CFR 424.550(b); $125,000 down at closing, $375,000 seller balance retired by SBA proceeds in September 2026</w:t>
+              <w:t>100% of membership interests in two steps per 42 CFR 424.550(b); $125,000 down at closing, $375,000 seller balance carried per the MIPA schedule; balloon (~$258,489) retired by SBA proceeds at the 51% transfer (~1/15/2027)</w:t>
             </w:r>
           </w:p>
         </w:tc>
@@ -1463,7 +1463,7 @@
           <w:i w:val="0"/>
           <w:sz w:val="21"/>
         </w:rPr>
-        <w:t>The $750,000 project is funded by the $500,000 SBA 7(a) loan and a $250,000 cash equity injection: $195,000 from investor James E. Bullard in exchange for a direct 19.5% membership interest, and $55,000 from Geoff Schackmann. The injection equals 33% of total project cost - well above the 10% minimum required under SBA SOP 50 10 8. Mr. Bullard's funds are his own savings (non-borrowed), verified by his bank statements; $100,000 was wired on May 7, 2026 and the balance follows on a committed schedule. Because he holds less than 20% and exercises no operational control, no SBA personal guaranty is required of him (13 CFR 120.160). There is no companion bank loan: the prior dual-debt structure has been superseded, and after the SBA proceeds retire the seller balance in September 2026 the business carries a single debt. The SBA 7(a) loan is guaranteed by Geoff Schackmann (personal guaranty, controlling Manager and sole 20%+ owner - direct individual 39.9% owner) and by Refuge Hospice, LLC (corporate guaranty plus a lien on its assets and receivables, as the operating subsidiary).</w:t>
+        <w:t>The $750,000 project is funded by the $500,000 SBA 7(a) loan and a $250,000 cash equity injection: $195,000 from investor James E. Bullard in exchange for a direct 19.5% membership interest, and $55,000 from Geoff Schackmann. The injection equals 33% of total project cost - well above the 10% minimum required under SBA SOP 50 10 8. Mr. Bullard's funds are his own savings (non-borrowed), verified by his bank statements; $100,000 was wired on May 7, 2026 and the balance follows on a committed schedule. Because he holds less than 20% and exercises no operational control, no SBA personal guaranty is required of him (13 CFR 120.160). There is no companion bank loan: the prior dual-debt structure has been superseded, and after the SBA proceeds retire the seller balloon at the January 2027 funding the business carries a single debt. The SBA 7(a) loan is guaranteed by Geoff Schackmann (personal guaranty, controlling Manager and sole 20%+ owner - direct individual 39.9% owner) and by Refuge Hospice, LLC (corporate guaranty plus a lien on its assets and receivables, as the operating subsidiary).</w:t>
       </w:r>
     </w:p>
     <w:p>
@@ -2450,7 +2450,7 @@
           <w:i w:val="0"/>
           <w:sz w:val="21"/>
         </w:rPr>
-        <w:t xml:space="preserve">  - Seller-note window (August 2026 to SBA funding) concentrates payments early; mitigated by the $31,250/mo schedule, prepayment without penalty, and SBA takeout in September 2026</w:t>
+        <w:t xml:space="preserve">  - Seller-note window (August 2026 to SBA funding) concentrates payments early; mitigated by the $31,250/mo schedule, prepayment without penalty, and the SBA takeout at the January 2027 funding (September takeout is an upside if a lender can paper the partial-change-of-ownership guaranty rules)</w:t>
       </w:r>
     </w:p>
     <w:p>
@@ -3747,7 +3747,7 @@
           <w:i w:val="0"/>
           <w:sz w:val="21"/>
         </w:rPr>
-        <w:t>The transaction is the acquisition of 100% of the membership interests of Refuge Hospice, LLC, a Texas LLC certified for both Medicare and Medicaid (CMS CCN effective January 8, 2024), for $500,000 under a Membership Interest Purchase Agreement dated July 14, 2026 (in final negotiation). The sellers are Angel J. Resendiz and Dennis M. Hendrix, with payments made to DHJR, LP as the sellers' agent. Because 42 CFR 424.550(b) bars a change of majority ownership within 36 months of a hospice's initial Medicare certification, the purchase is structured in two steps: 49% of the membership interests transfer at closing (approximately August 1, 2026) against a $125,000 down payment, and the remaining 51% transfer on January 15, 2027 - the first date past the 36-month mark. The $375,000 balance carries 6% interest, payable $31,250 per month beginning September 1, 2026 with a final payment of approximately $258,489.46 on January 15, 2027, and is prepayable without penalty. The requested SBA loan retires the seller balance in September 2026. Azalea files the applicable CMS-855A ownership-change updates and moves banking, EMR, and insurance into the new ownership structure at each step.</w:t>
+        <w:t>The transaction is the acquisition of 100% of the membership interests of Refuge Hospice, LLC, a Texas LLC certified for both Medicare and Medicaid (CMS CCN effective January 8, 2024), for $500,000 under a Membership Interest Purchase Agreement dated July 14, 2026 (in final negotiation). The sellers are Angel J. Resendiz and Dennis M. Hendrix, with payments made to DHJR, LP as the sellers' agent. Because 42 CFR 424.550(b) bars a change of majority ownership within 36 months of a hospice's initial Medicare certification, the purchase is structured in two steps: 49% of the membership interests transfer at closing (approximately August 1, 2026) against a $125,000 down payment, and the remaining 51% transfer on January 15, 2027 - the first date past the 36-month mark. The $375,000 balance carries 6% interest, payable $31,250 per month beginning September 1, 2026 with a final payment of approximately $258,489.46 on January 15, 2027, and is prepayable without penalty. The requested SBA loan retires the seller balance at the 51% transfer on January 15, 2027, funded by the SBA loan. Azalea files the applicable CMS-855A ownership-change updates and moves banking, EMR, and insurance into the new ownership structure at each step.</w:t>
       </w:r>
     </w:p>
     <w:p>
@@ -3978,7 +3978,7 @@
               <w:rPr>
                 <w:sz w:val="19"/>
               </w:rPr>
-              <w:t>September 2026</w:t>
+              <w:t>January 2027</w:t>
             </w:r>
           </w:p>
         </w:tc>
@@ -3992,7 +3992,7 @@
               <w:rPr>
                 <w:sz w:val="19"/>
               </w:rPr>
-              <w:t>SBA funding &amp; seller payoff</w:t>
+              <w:t>SBA funding, 51% transfer &amp; seller payoff</w:t>
             </w:r>
           </w:p>
         </w:tc>
@@ -4006,7 +4006,7 @@
               <w:rPr>
                 <w:sz w:val="19"/>
               </w:rPr>
-              <w:t>SBA loan funds; $375,000 seller balance retired (note prepayable without penalty); working-capital reserve in place</w:t>
+              <w:t>SBA loan funds concurrent with the 51% transfer (100% ownership); ~$258,489 balloon retired; working-capital reserve in place</w:t>
             </w:r>
           </w:p>
         </w:tc>
@@ -4303,7 +4303,7 @@
               <w:rPr>
                 <w:sz w:val="19"/>
               </w:rPr>
-              <w:t>Acquisition of Refuge Hospice, LLC ($125K down + $375K seller balance retired Sept 2026)</w:t>
+              <w:t>Acquisition of Refuge Hospice, LLC ($125K down + seller installments + balloon retired at SBA funding ~1/15/2027)</w:t>
             </w:r>
           </w:p>
         </w:tc>
@@ -4502,7 +4502,7 @@
           <w:i w:val="0"/>
           <w:sz w:val="21"/>
         </w:rPr>
-        <w:t>The equity injection is 33% of the $750,000 project. The seller balance is retired by SBA proceeds in September 2026, so the going-forward balance sheet carries a single debt.</w:t>
+        <w:t>The equity injection is 33% of the $750,000 project. The seller balance is retired by SBA proceeds at the January 2027 funding, so the going-forward balance sheet carries a single debt.</w:t>
       </w:r>
     </w:p>
     <w:p>
@@ -4913,7 +4913,7 @@
               <w:rPr>
                 <w:sz w:val="19"/>
               </w:rPr>
-              <w:t>$375,000 at 6%; $31,250/mo from 9/1/2026; retired by SBA proceeds September 2026; prepayable without penalty</w:t>
+              <w:t>$375,000 at 6%; $31,250/mo from 9/1/2026; balloon ~$258,489.46 retired by SBA proceeds ~1/15/2027; prepayable without penalty</w:t>
             </w:r>
           </w:p>
         </w:tc>
@@ -6839,7 +6839,7 @@
           <w:i w:val="0"/>
           <w:sz w:val="21"/>
         </w:rPr>
-        <w:t>The dominant risks are the newco's lack of operating history and the census ramp - both mitigated by benchmarked economics, a dual-certified license that is billing-ready from day one, an experienced operator, and a capital structure with a 33% equity injection, a $235,000 working-capital reserve, and a $250,000 revolver. The seller-note window (closing to SBA funding) is short and is extinguished when SBA proceeds retire the balance in September 2026.</w:t>
+        <w:t>The dominant risks are the newco's lack of operating history and the census ramp - both mitigated by benchmarked economics, a dual-certified license that is billing-ready from day one, an experienced operator, and a capital structure with a 33% equity injection, a $235,000 working-capital reserve, and a $250,000 revolver. The seller-note window (closing to SBA funding) is short and is extinguished when SBA proceeds retire the balloon at the January 2027 funding.</w:t>
       </w:r>
     </w:p>
     <w:tbl>
@@ -7028,7 +7028,7 @@
               <w:rPr>
                 <w:sz w:val="19"/>
               </w:rPr>
-              <w:t>Two-step structure complies with 42 CFR 424.550(b); note is prepayable without penalty; SBA proceeds retire the $375K balance in September 2026; final 51% transfer is a fixed contractual date (1/15/2027)</w:t>
+              <w:t>Two-step structure complies with 42 CFR 424.550(b); note is prepayable without penalty; SBA proceeds retire the ~$258K balloon at the 51% transfer, a fixed contractual date (1/15/2027)</w:t>
             </w:r>
           </w:p>
         </w:tc>
@@ -7623,7 +7623,7 @@
               <w:rPr>
                 <w:sz w:val="19"/>
               </w:rPr>
-              <w:t>September 2026</w:t>
+              <w:t>January 2027</w:t>
             </w:r>
           </w:p>
         </w:tc>
@@ -7637,7 +7637,7 @@
               <w:rPr>
                 <w:sz w:val="19"/>
               </w:rPr>
-              <w:t>SBA loan funds; $375K seller balance retired</w:t>
+              <w:t>SBA loan funds at 51% transfer; ~$258K balloon retired</w:t>
             </w:r>
           </w:p>
         </w:tc>
@@ -7894,7 +7894,7 @@
           <w:i w:val="0"/>
           <w:sz w:val="21"/>
         </w:rPr>
-        <w:t>Azalea is a well-structured SBA 7(a) opportunity: the acquisition of a scarce, dual-certified (Medicare and Medicaid) Texas hospice license that is ready to bill from day one, led by an operator with 10+ years of hospice ownership and a seated East-Texas team returning to census levels it has operated at before. The credit rests on four verifiable points: (1) the license itself - under the Texas Medicaid enrollment freeze and the CMS nationwide enrollment moratorium, comparable dual-certified licenses trade at $400-500K and above, supporting the $500,000 purchase price and constraining new competition; (2) benchmarked economics - the model's rates and costs reconcile to the team's own prior Tyler-market actuals, with break-even (~17-18 patients) crossed in month 2-3; (3) conservative coverage - EBITDA of $263K / $680K / $976K covers even a deliberately compressed 36-month amortization of the full $500,000 at 1.8x -&gt; 3.7x -&gt; 5.3x, and actual SBA terms roughly halve the modeled debt burden; and (4) a well-capitalized structure - a $250,000 cash injection (33% of the $750,000 project), a $235,000 working-capital reserve, and a $250,000 revolver that keep cash positive in the base case and in the documented downside case. The binding risk is a sustained census shortfall during the ramp; it is mitigated by an above-break-even census from month 2, a census-driven cost structure, substantial liquidity, and the retirement of the seller note in September 2026 that leaves a single, coverable debt.</w:t>
+        <w:t>Azalea is a well-structured SBA 7(a) opportunity: the acquisition of a scarce, dual-certified (Medicare and Medicaid) Texas hospice license that is ready to bill from day one, led by an operator with 10+ years of hospice ownership and a seated East-Texas team returning to census levels it has operated at before. The credit rests on four verifiable points: (1) the license itself - under the Texas Medicaid enrollment freeze and the CMS nationwide enrollment moratorium, comparable dual-certified licenses trade at $400-500K and above, supporting the $500,000 purchase price and constraining new competition; (2) benchmarked economics - the model's rates and costs reconcile to the team's own prior Tyler-market actuals, with break-even (~17-18 patients) crossed in month 2-3; (3) conservative coverage - EBITDA of $263K / $680K / $976K covers even a deliberately compressed 36-month amortization of the full $500,000 at 1.8x -&gt; 3.7x -&gt; 5.3x, and actual SBA terms roughly halve the modeled debt burden; and (4) a well-capitalized structure - a $250,000 cash injection (33% of the $750,000 project), a $235,000 working-capital reserve, and a $250,000 revolver that keep cash positive in the base case and in the documented downside case. The binding risk is a sustained census shortfall during the ramp; it is mitigated by an above-break-even census from month 2, a census-driven cost structure, substantial liquidity, and the retirement of the seller note at the January 2027 SBA funding that leaves a single, coverable debt.</w:t>
       </w:r>
     </w:p>
     <w:p>

--- a/sba_application/03_business_plan/Azalea SBA Business Plan Rev6.00.docx
+++ b/sba_application/03_business_plan/Azalea SBA Business Plan Rev6.00.docx
@@ -192,7 +192,7 @@
               <w:rPr>
                 <w:sz w:val="19"/>
               </w:rPr>
-              <w:t>Single SBA 7(a) loan - funds ~1/15/2027 at the 51% transfer, retiring the seller balloon (~$258,489) and funding ramp working capital</w:t>
+              <w:t>Single SBA 7(a) loan - funds ~1/15/2027 at the 51% transfer, refinancing the interim bank note (~$461,676 payoff) and funding ramp working capital</w:t>
             </w:r>
           </w:p>
         </w:tc>
@@ -461,7 +461,7 @@
           <w:i w:val="0"/>
           <w:sz w:val="21"/>
         </w:rPr>
-        <w:t>Tyler Hospice Hold, LLC requests a $500,000 SBA 7(a) loan to complete the acquisition of Refuge Hospice, LLC - a Texas hospice certified for both Medicare and Medicaid (CMS CCN effective January 8, 2024) and ready to bill from day one - and to fund working capital through the census ramp, operating as Azalea Hospice &amp; Palliative Care. The $500,000 purchase, under a Membership Interest Purchase Agreement dated July 14, 2026 (in final negotiation), is structured in two steps to comply with the Medicare 36-month rule at 42 CFR 424.550(b): 49% of the membership interests transfer at closing (approximately August 1, 2026) against a $125,000 down payment, and the remaining 51% transfer on January 15, 2027, the first date past the 36-month mark from initial certification. The $375,000 balance is seller-financed at 6% interest ($31,250 per month beginning September 1, 2026, with a final payment of approximately $258,489 on January 15, 2027) and is prepayable without penalty. SBA loan proceeds retire the seller balloon at the 51% transfer on January 15, 2027 2026, converting short-term seller financing into permanent SBA financing before the ramp deepens. The loan is paired with a $250,000 cash equity injection for a total project of $750,000 (a 33% injection). Once the seller balance is retired, the business carries a single debt: the SBA loan.</w:t>
+        <w:t>Tyler Hospice Hold, LLC requests a $500,000 SBA 7(a) loan to complete the acquisition of Refuge Hospice, LLC - a Texas hospice certified for both Medicare and Medicaid (CMS CCN effective January 8, 2024) and ready to bill from day one - and to fund working capital through the census ramp, operating as Azalea Hospice &amp; Palliative Care. The $500,000 purchase, under a Membership Interest Purchase Agreement dated July 14, 2026 (in final negotiation), is structured in two steps to comply with the Medicare 36-month rule at 42 CFR 424.550(b): 49% of the membership interests transfer at closing (approximately August 1, 2026) against a $125,000 down payment, and the remaining 51% transfer on January 15, 2027, the first date past the 36-month mark from initial certification. The $375,000 balance is paid IN FULL in September 2026 by an interim bank note ($500,000, 6%, 36-month, through a Bullard-relationship Texas bank) - four months earlier than the MIPA requires. SBA loan proceeds refinance that bank note at the 51% transfer on January 15, 2027 2026, converting short-term seller financing into permanent SBA financing before the ramp deepens. The loan is paired with a $250,000 cash equity injection for a total project of $750,000 (a 33% injection). Once the bank note is refinanced, the business carries a single debt: the SBA loan.</w:t>
       </w:r>
     </w:p>
     <w:p>
@@ -572,7 +572,7 @@
               <w:rPr>
                 <w:sz w:val="19"/>
               </w:rPr>
-              <w:t>100% of membership interests in two steps per 42 CFR 424.550(b); $125,000 down at closing, $375,000 seller balance carried per the MIPA schedule; balloon (~$258,489) retired by SBA proceeds at the 51% transfer (~1/15/2027)</w:t>
+              <w:t>100% of membership interests in two steps per 42 CFR 424.550(b); $125,000 down at closing; sellers paid in full Sept 2026 by an interim bank note; bank note refinanced by SBA proceeds at the 51% transfer (~1/15/2027)</w:t>
             </w:r>
           </w:p>
         </w:tc>
@@ -1463,7 +1463,7 @@
           <w:i w:val="0"/>
           <w:sz w:val="21"/>
         </w:rPr>
-        <w:t>The $750,000 project is funded by the $500,000 SBA 7(a) loan and a $250,000 cash equity injection: $195,000 from investor James E. Bullard in exchange for a direct 19.5% membership interest, and $55,000 from Geoff Schackmann. The injection equals 33% of total project cost - well above the 10% minimum required under SBA SOP 50 10 8. Mr. Bullard's funds are his own savings (non-borrowed), verified by his bank statements; $100,000 was wired on May 7, 2026 and the balance follows on a committed schedule. Because he holds less than 20% and exercises no operational control, no SBA personal guaranty is required of him (13 CFR 120.160). There is no companion bank loan: the prior dual-debt structure has been superseded, and after the SBA proceeds retire the seller balloon at the January 2027 funding the business carries a single debt. The SBA 7(a) loan is guaranteed by Geoff Schackmann (personal guaranty, controlling Manager and sole 20%+ owner - direct individual 39.9% owner) and by Refuge Hospice, LLC (corporate guaranty plus a lien on its assets and receivables, as the operating subsidiary).</w:t>
+        <w:t>The $750,000 project is funded by the $500,000 SBA 7(a) loan and a $250,000 cash equity injection: $195,000 from investor James E. Bullard in exchange for a direct 19.5% membership interest, and $55,000 from Geoff Schackmann. The injection equals 33% of total project cost - well above the 10% minimum required under SBA SOP 50 10 8. Mr. Bullard's funds are his own savings (non-borrowed), verified by his bank statements; $100,000 was wired on May 7, 2026 and the balance follows on a committed schedule. Because he holds less than 20% and exercises no operational control, no SBA personal guaranty is required of him (13 CFR 120.160). There is no companion bank loan: the prior dual-debt structure has been superseded, and after the SBA proceeds refinance the interim bank note at the January 2027 funding the business carries a single debt. The SBA 7(a) loan is guaranteed by Geoff Schackmann (personal guaranty, controlling Manager and sole 20%+ owner - direct individual 39.9% owner) and by Refuge Hospice, LLC (corporate guaranty plus a lien on its assets and receivables, as the operating subsidiary).</w:t>
       </w:r>
     </w:p>
     <w:p>
@@ -2380,7 +2380,7 @@
           <w:i w:val="0"/>
           <w:sz w:val="21"/>
         </w:rPr>
-        <w:t xml:space="preserve">  - Simple, conservative capital structure - a single $500K SBA loan after the seller balance retires; projections model a compressed 36-month amortization and still cover</w:t>
+        <w:t xml:space="preserve">  - Simple, conservative capital structure - a single $500K SBA loan after the interim bank note is refinanced; sellers paid in full in month two of operations</w:t>
       </w:r>
     </w:p>
     <w:p>
@@ -2450,7 +2450,7 @@
           <w:i w:val="0"/>
           <w:sz w:val="21"/>
         </w:rPr>
-        <w:t xml:space="preserve">  - Seller-note window (August 2026 to SBA funding) concentrates payments early; mitigated by the $31,250/mo schedule, prepayment without penalty, and the SBA takeout at the January 2027 funding (September takeout is an upside if a lender can paper the partial-change-of-ownership guaranty rules)</w:t>
+        <w:t xml:space="preserve">  - Interim-debt window (September 2026 to SBA funding) carries $15,211/mo bank-note service; mitigated by the working-capital plan, owner salary deferral to break-even census, and the January 2027 SBA refinance that drops service to $6,747/mo</w:t>
       </w:r>
     </w:p>
     <w:p>
@@ -3747,7 +3747,7 @@
           <w:i w:val="0"/>
           <w:sz w:val="21"/>
         </w:rPr>
-        <w:t>The transaction is the acquisition of 100% of the membership interests of Refuge Hospice, LLC, a Texas LLC certified for both Medicare and Medicaid (CMS CCN effective January 8, 2024), for $500,000 under a Membership Interest Purchase Agreement dated July 14, 2026 (in final negotiation). The sellers are Angel J. Resendiz and Dennis M. Hendrix, with payments made to DHJR, LP as the sellers' agent. Because 42 CFR 424.550(b) bars a change of majority ownership within 36 months of a hospice's initial Medicare certification, the purchase is structured in two steps: 49% of the membership interests transfer at closing (approximately August 1, 2026) against a $125,000 down payment, and the remaining 51% transfer on January 15, 2027 - the first date past the 36-month mark. The $375,000 balance carries 6% interest, payable $31,250 per month beginning September 1, 2026 with a final payment of approximately $258,489.46 on January 15, 2027, and is prepayable without penalty. The requested SBA loan retires the seller balance at the 51% transfer on January 15, 2027, funded by the SBA loan. Azalea files the applicable CMS-855A ownership-change updates and moves banking, EMR, and insurance into the new ownership structure at each step.</w:t>
+        <w:t>The transaction is the acquisition of 100% of the membership interests of Refuge Hospice, LLC, a Texas LLC certified for both Medicare and Medicaid (CMS CCN effective January 8, 2024), for $500,000 under a Membership Interest Purchase Agreement dated July 14, 2026 (in final negotiation). The sellers are Angel J. Resendiz and Dennis M. Hendrix, with payments made to DHJR, LP as the sellers' agent. Because 42 CFR 424.550(b) bars a change of majority ownership within 36 months of a hospice's initial Medicare certification, the purchase is structured in two steps: 49% of the membership interests transfer at closing (approximately August 1, 2026) against a $125,000 down payment, and the remaining 51% transfer on January 15, 2027 - the first date past the 36-month mark. The sellers are paid in full in September 2026 by an interim bank note ($500,000 at 6% over 36 months, via a Bullard-relationship Texas bank). The requested SBA loan refinances that bank note at the 51% transfer on January 15, 2027, funded by the SBA loan. Azalea files the applicable CMS-855A ownership-change updates and moves banking, EMR, and insurance into the new ownership structure at each step.</w:t>
       </w:r>
     </w:p>
     <w:p>
@@ -3992,7 +3992,7 @@
               <w:rPr>
                 <w:sz w:val="19"/>
               </w:rPr>
-              <w:t>SBA funding, 51% transfer &amp; seller payoff</w:t>
+              <w:t>SBA funding, 51% transfer &amp; bank-note refinance</w:t>
             </w:r>
           </w:p>
         </w:tc>
@@ -4006,7 +4006,7 @@
               <w:rPr>
                 <w:sz w:val="19"/>
               </w:rPr>
-              <w:t>SBA loan funds concurrent with the 51% transfer (100% ownership); ~$258,489 balloon retired; working-capital reserve in place</w:t>
+              <w:t>SBA loan funds concurrent with the 51% transfer (100% ownership); interim bank note (~$461,676) refinanced; debt service drops to $6,747/mo</w:t>
             </w:r>
           </w:p>
         </w:tc>
@@ -4303,7 +4303,7 @@
               <w:rPr>
                 <w:sz w:val="19"/>
               </w:rPr>
-              <w:t>Acquisition of Refuge Hospice, LLC ($125K down + seller installments + balloon retired at SBA funding ~1/15/2027)</w:t>
+              <w:t>Refinances the interim bank acquisition note (~$461,676) + working capital at SBA funding ~1/15/2027</w:t>
             </w:r>
           </w:p>
         </w:tc>
@@ -4502,7 +4502,7 @@
           <w:i w:val="0"/>
           <w:sz w:val="21"/>
         </w:rPr>
-        <w:t>The equity injection is 33% of the $750,000 project. The seller balance is retired by SBA proceeds at the January 2027 funding, so the going-forward balance sheet carries a single debt.</w:t>
+        <w:t>The equity injection is 33% of the $750,000 project. The interim bank note is refinanced by SBA proceeds at the January 2027 funding, so the going-forward balance sheet carries a single debt.</w:t>
       </w:r>
     </w:p>
     <w:p>
@@ -4899,7 +4899,7 @@
               <w:rPr>
                 <w:sz w:val="19"/>
               </w:rPr>
-              <w:t>Seller note (pre-payoff)</w:t>
+              <w:t>Interim bank note</w:t>
             </w:r>
           </w:p>
         </w:tc>
@@ -4913,7 +4913,7 @@
               <w:rPr>
                 <w:sz w:val="19"/>
               </w:rPr>
-              <w:t>$375,000 at 6%; $31,250/mo from 9/1/2026; balloon ~$258,489.46 retired by SBA proceeds ~1/15/2027; prepayable without penalty</w:t>
+              <w:t>$500,000 at 6%/36-mo (Sept 2026); paid sellers in full; $15,211/mo; refinanced by SBA proceeds ~1/15/2027</w:t>
             </w:r>
           </w:p>
         </w:tc>
@@ -6839,7 +6839,7 @@
           <w:i w:val="0"/>
           <w:sz w:val="21"/>
         </w:rPr>
-        <w:t>The dominant risks are the newco's lack of operating history and the census ramp - both mitigated by benchmarked economics, a dual-certified license that is billing-ready from day one, an experienced operator, and a capital structure with a 33% equity injection, a $235,000 working-capital reserve, and a $250,000 revolver. The seller-note window (closing to SBA funding) is short and is extinguished when SBA proceeds retire the balloon at the January 2027 funding.</w:t>
+        <w:t>The dominant risks are the newco's lack of operating history and the census ramp - both mitigated by benchmarked economics, a dual-certified license that is billing-ready from day one, an experienced operator, and a capital structure with a 33% equity injection, a $235,000 working-capital reserve, and a $250,000 revolver. The seller-note window (closing to SBA funding) is short and is extinguished when SBA proceeds refinance the bank note at the January 2027 funding.</w:t>
       </w:r>
     </w:p>
     <w:tbl>
@@ -6986,7 +6986,7 @@
               <w:rPr>
                 <w:sz w:val="19"/>
               </w:rPr>
-              <w:t>Seller-note window / 36-month rule</w:t>
+              <w:t>Interim-debt window / 36-month rule</w:t>
             </w:r>
           </w:p>
         </w:tc>
@@ -7028,7 +7028,7 @@
               <w:rPr>
                 <w:sz w:val="19"/>
               </w:rPr>
-              <w:t>Two-step structure complies with 42 CFR 424.550(b); note is prepayable without penalty; SBA proceeds retire the ~$258K balloon at the 51% transfer, a fixed contractual date (1/15/2027)</w:t>
+              <w:t>Two-step structure complies with 42 CFR 424.550(b); sellers paid in full Sept 2026; SBA refinances the bank note at the 51% transfer, a fixed contractual date (1/15/2027)</w:t>
             </w:r>
           </w:p>
         </w:tc>
@@ -7637,7 +7637,7 @@
               <w:rPr>
                 <w:sz w:val="19"/>
               </w:rPr>
-              <w:t>SBA loan funds at 51% transfer; ~$258K balloon retired</w:t>
+              <w:t>SBA loan funds at 51% transfer; bank note (~$462K) refinanced</w:t>
             </w:r>
           </w:p>
         </w:tc>

--- a/sba_application/03_business_plan/Azalea SBA Business Plan Rev6.00.docx
+++ b/sba_application/03_business_plan/Azalea SBA Business Plan Rev6.00.docx
@@ -3,6 +3,10 @@
 <w:document xmlns:wpc="http://schemas.microsoft.com/office/word/2010/wordprocessingCanvas" xmlns:mo="http://schemas.microsoft.com/office/mac/office/2008/main" xmlns:mc="http://schemas.openxmlformats.org/markup-compatibility/2006" xmlns:mv="urn:schemas-microsoft-com:mac:vml" xmlns:o="urn:schemas-microsoft-com:office:office" xmlns:r="http://schemas.openxmlformats.org/officeDocument/2006/relationships" xmlns:m="http://schemas.openxmlformats.org/officeDocument/2006/math" xmlns:v="urn:schemas-microsoft-com:vml" xmlns:wp14="http://schemas.microsoft.com/office/word/2010/wordprocessingDrawing" xmlns:wp="http://schemas.openxmlformats.org/drawingml/2006/wordprocessingDrawing" xmlns:w10="urn:schemas-microsoft-com:office:word" xmlns:w="http://schemas.openxmlformats.org/wordprocessingml/2006/main" xmlns:w14="http://schemas.microsoft.com/office/word/2010/wordml" xmlns:wpg="http://schemas.microsoft.com/office/word/2010/wordprocessingGroup" xmlns:wpi="http://schemas.microsoft.com/office/word/2010/wordprocessingInk" xmlns:wne="http://schemas.microsoft.com/office/word/2006/wordml" xmlns:wps="http://schemas.microsoft.com/office/word/2010/wordprocessingShape" mc:Ignorable="w14 wp14">
   <w:body>
     <w:p>
+      <w:pPr>
+        <w:pStyle w:val="Heading1"/>
+        <w:spacing w:after="80"/>
+      </w:pPr>
       <w:r>
         <w:rPr>
           <w:b/>
@@ -53,7 +57,7 @@
           <w:color w:val="606060"/>
           <w:sz w:val="18"/>
         </w:rPr>
-        <w:t>Rev. 6.00 - July 2026  (supersedes Rev 5.00 dated June 2026; acquisition target changed to Refuge Hospice, LLC, financing restructured to a single SBA 7(a) loan, and all financials reconciled to the Rev 3.00 dynamic proforma)</w:t>
+        <w:t>Rev. 6.00 - July 2026  (supersedes Rev 5.00 dated June 2026; acquisition target changed to Refuge Hospice, LLC, financing restructured to a single SBA 7(a) loan, and all financials reconciled to the Rev 4.10 dynamic proforma)</w:t>
       </w:r>
     </w:p>
     <w:p>
@@ -85,6 +89,10 @@
       </w:r>
     </w:p>
     <w:p>
+      <w:pPr>
+        <w:pStyle w:val="Heading2"/>
+        <w:spacing w:before="160" w:after="40"/>
+      </w:pPr>
       <w:r>
         <w:rPr>
           <w:b/>
@@ -426,7 +434,7 @@
           <w:color w:val="606060"/>
           <w:sz w:val="16"/>
         </w:rPr>
-        <w:t>Confidential - prepared exclusively for the SBA 7(a) loan application. All figures are computed from the Rev 3.00 dynamic proforma (Azalea_Hospice_Proforma_Rev3.00_DYNAMIC.xlsx). Do not distribute without written consent.</w:t>
+        <w:t>Confidential - prepared exclusively for the SBA 7(a) loan application. All figures are computed from the Rev 4.10 dynamic proforma (Azalea_Hospice_Proforma_Rev4.10_DYNAMIC.xlsx). Do not distribute without written consent.</w:t>
       </w:r>
     </w:p>
     <w:p>
@@ -435,6 +443,10 @@
       </w:r>
     </w:p>
     <w:p>
+      <w:pPr>
+        <w:pStyle w:val="Heading1"/>
+        <w:spacing w:after="80"/>
+      </w:pPr>
       <w:r>
         <w:rPr>
           <w:b/>
@@ -445,6 +457,10 @@
       </w:r>
     </w:p>
     <w:p>
+      <w:pPr>
+        <w:pStyle w:val="Heading2"/>
+        <w:spacing w:before="160" w:after="40"/>
+      </w:pPr>
       <w:r>
         <w:rPr>
           <w:b/>
@@ -465,6 +481,10 @@
       </w:r>
     </w:p>
     <w:p>
+      <w:pPr>
+        <w:pStyle w:val="Heading2"/>
+        <w:spacing w:before="160" w:after="40"/>
+      </w:pPr>
       <w:r>
         <w:rPr>
           <w:b/>
@@ -711,6 +731,10 @@
       </w:tr>
     </w:tbl>
     <w:p>
+      <w:pPr>
+        <w:pStyle w:val="Heading2"/>
+        <w:spacing w:before="160" w:after="40"/>
+      </w:pPr>
       <w:r>
         <w:rPr>
           <w:b/>
@@ -731,6 +755,10 @@
       </w:r>
     </w:p>
     <w:p>
+      <w:pPr>
+        <w:pStyle w:val="Heading2"/>
+        <w:spacing w:before="160" w:after="40"/>
+      </w:pPr>
       <w:r>
         <w:rPr>
           <w:b/>
@@ -751,6 +779,10 @@
       </w:r>
     </w:p>
     <w:p>
+      <w:pPr>
+        <w:pStyle w:val="Heading2"/>
+        <w:spacing w:before="160" w:after="40"/>
+      </w:pPr>
       <w:r>
         <w:rPr>
           <w:b/>
@@ -917,7 +949,7 @@
               <w:rPr>
                 <w:sz w:val="19"/>
               </w:rPr>
-              <w:t>$262,951</w:t>
+              <w:t>$299,195</w:t>
             </w:r>
           </w:p>
         </w:tc>
@@ -931,7 +963,7 @@
               <w:rPr>
                 <w:sz w:val="19"/>
               </w:rPr>
-              <w:t>$680,224</w:t>
+              <w:t>$695,981</w:t>
             </w:r>
           </w:p>
         </w:tc>
@@ -945,7 +977,7 @@
               <w:rPr>
                 <w:sz w:val="19"/>
               </w:rPr>
-              <w:t>$975,925</w:t>
+              <w:t>$985,429</w:t>
             </w:r>
           </w:p>
         </w:tc>
@@ -975,7 +1007,7 @@
               <w:rPr>
                 <w:sz w:val="19"/>
               </w:rPr>
-              <w:t>13.6%</w:t>
+              <w:t>15.5%</w:t>
             </w:r>
           </w:p>
         </w:tc>
@@ -989,7 +1021,7 @@
               <w:rPr>
                 <w:sz w:val="19"/>
               </w:rPr>
-              <w:t>23.5%</w:t>
+              <w:t>24.1%</w:t>
             </w:r>
           </w:p>
         </w:tc>
@@ -1003,7 +1035,7 @@
               <w:rPr>
                 <w:sz w:val="19"/>
               </w:rPr>
-              <w:t>28.0%</w:t>
+              <w:t>28.2%</w:t>
             </w:r>
           </w:p>
         </w:tc>
@@ -1033,7 +1065,7 @@
               <w:rPr>
                 <w:sz w:val="19"/>
               </w:rPr>
-              <w:t>$100,941</w:t>
+              <w:t>$128,491</w:t>
             </w:r>
           </w:p>
         </w:tc>
@@ -1047,7 +1079,7 @@
               <w:rPr>
                 <w:sz w:val="19"/>
               </w:rPr>
-              <w:t>$472,928</w:t>
+              <w:t>$457,463</w:t>
             </w:r>
           </w:p>
         </w:tc>
@@ -1061,7 +1093,7 @@
               <w:rPr>
                 <w:sz w:val="19"/>
               </w:rPr>
-              <w:t>$746,549</w:t>
+              <w:t>$718,153</w:t>
             </w:r>
           </w:p>
         </w:tc>
@@ -1074,7 +1106,7 @@
           <w:i w:val="0"/>
           <w:sz w:val="21"/>
         </w:rPr>
-        <w:t>The operation crosses break-even census (~17-18 patients) in month 2-3 and reaches a 22.3% EBITDA margin by month 12. The projections deliberately model debt service far heavier than the actual SBA terms: $500,000 at 6% amortized over just 36 months ($15,211 per month from October 2026, $182,532 per year). Even against that compressed schedule, EBITDA covers debt service 1.8x in Year 1, 3.7x in Year 2, and 5.3x in Year 3 - all above the 1.25x floor. An actual SBA 7(a) at ~10.5% over 10 years is approximately $6,745 per month ($80,940 per year), so real coverage will be materially better than modeled (Year 2 EBITDA covers actual-terms service roughly 8x). A separate 5% of net patient revenue contingency is deducted below EBITDA in the cash flow, and the $235,000 working-capital reserve plus a $250,000 revolver keep cash positive in the base case and in the documented downside case.</w:t>
+        <w:t>The operation crosses break-even census (~17-18 patients) in month 2 and reaches a 22.3% EBITDA margin by month 12. Debt service is modeled exactly as sequenced: the interim bank note at $15,211 per month October through January, then the SBA 7(a) at approximately $6,747 per month ($80,961 per year) after the January refinance. EBITDA covers recurring debt service 3.8x in Year 1, 8.6x in Year 2, and 12.2x in Year 3 - an aggregate of 8.2x against the 1.25x floor. A separate 5% of net patient revenue contingency is deducted below EBITDA in the cash flow, and the working-capital plan (owner salary deferral to break-even census, staged clinical hiring, and the sequenced bank-then-SBA financing) keeps cash positive in the base case with no revolver or assumed facility anywhere in the model.</w:t>
       </w:r>
     </w:p>
     <w:p>
@@ -1083,6 +1115,10 @@
       </w:r>
     </w:p>
     <w:p>
+      <w:pPr>
+        <w:pStyle w:val="Heading1"/>
+        <w:spacing w:after="80"/>
+      </w:pPr>
       <w:r>
         <w:rPr>
           <w:b/>
@@ -1093,6 +1129,10 @@
       </w:r>
     </w:p>
     <w:p>
+      <w:pPr>
+        <w:pStyle w:val="Heading2"/>
+        <w:spacing w:before="160" w:after="40"/>
+      </w:pPr>
       <w:r>
         <w:rPr>
           <w:b/>
@@ -1113,6 +1153,10 @@
       </w:r>
     </w:p>
     <w:p>
+      <w:pPr>
+        <w:pStyle w:val="Heading2"/>
+        <w:spacing w:before="160" w:after="40"/>
+      </w:pPr>
       <w:r>
         <w:rPr>
           <w:b/>
@@ -1447,6 +1491,10 @@
       </w:tr>
     </w:tbl>
     <w:p>
+      <w:pPr>
+        <w:pStyle w:val="Heading2"/>
+        <w:spacing w:before="160" w:after="40"/>
+      </w:pPr>
       <w:r>
         <w:rPr>
           <w:b/>
@@ -1467,6 +1515,10 @@
       </w:r>
     </w:p>
     <w:p>
+      <w:pPr>
+        <w:pStyle w:val="Heading2"/>
+        <w:spacing w:before="160" w:after="40"/>
+      </w:pPr>
       <w:r>
         <w:rPr>
           <w:b/>
@@ -1487,6 +1539,10 @@
       </w:r>
     </w:p>
     <w:p>
+      <w:pPr>
+        <w:pStyle w:val="Heading2"/>
+        <w:spacing w:before="160" w:after="40"/>
+      </w:pPr>
       <w:r>
         <w:rPr>
           <w:b/>
@@ -1512,6 +1568,10 @@
       </w:r>
     </w:p>
     <w:p>
+      <w:pPr>
+        <w:pStyle w:val="Heading1"/>
+        <w:spacing w:after="80"/>
+      </w:pPr>
       <w:r>
         <w:rPr>
           <w:b/>
@@ -1522,6 +1582,10 @@
       </w:r>
     </w:p>
     <w:p>
+      <w:pPr>
+        <w:pStyle w:val="Heading2"/>
+        <w:spacing w:before="160" w:after="40"/>
+      </w:pPr>
       <w:r>
         <w:rPr>
           <w:b/>
@@ -1552,6 +1616,10 @@
       </w:r>
     </w:p>
     <w:p>
+      <w:pPr>
+        <w:pStyle w:val="Heading2"/>
+        <w:spacing w:before="160" w:after="40"/>
+      </w:pPr>
       <w:r>
         <w:rPr>
           <w:b/>
@@ -1572,6 +1640,10 @@
       </w:r>
     </w:p>
     <w:p>
+      <w:pPr>
+        <w:pStyle w:val="Heading2"/>
+        <w:spacing w:before="160" w:after="40"/>
+      </w:pPr>
       <w:r>
         <w:rPr>
           <w:b/>
@@ -1592,56 +1664,65 @@
       </w:r>
     </w:p>
     <w:p>
+      <w:pPr>
+        <w:pStyle w:val="ListBullet"/>
+      </w:pPr>
       <w:r>
         <w:rPr>
-          <w:b w:val="0"/>
-          <w:i w:val="0"/>
           <w:sz w:val="21"/>
         </w:rPr>
-        <w:t xml:space="preserve">  - Service-area population: ~350,000 across Smith, Cherokee, Henderson, Rusk, Van Zandt, and Wood counties</w:t>
+        <w:t>Service-area population: ~350,000 across Smith, Cherokee, Henderson, Rusk, Van Zandt, and Wood counties</w:t>
       </w:r>
     </w:p>
     <w:p>
+      <w:pPr>
+        <w:pStyle w:val="ListBullet"/>
+      </w:pPr>
       <w:r>
         <w:rPr>
-          <w:b w:val="0"/>
-          <w:i w:val="0"/>
           <w:sz w:val="21"/>
         </w:rPr>
-        <w:t xml:space="preserve">  - Medicare-eligible population (65+): ~60,000+</w:t>
+        <w:t>Medicare-eligible population (65+): ~60,000+</w:t>
       </w:r>
     </w:p>
     <w:p>
+      <w:pPr>
+        <w:pStyle w:val="ListBullet"/>
+      </w:pPr>
       <w:r>
         <w:rPr>
-          <w:b w:val="0"/>
-          <w:i w:val="0"/>
           <w:sz w:val="21"/>
         </w:rPr>
-        <w:t xml:space="preserve">  - Hospice utilization: 50-55% of Medicare decedents (above the ~50% national average) - a mature, accepting market</w:t>
+        <w:t>Hospice utilization: 50-55% of Medicare decedents (above the ~50% national average) - a mature, accepting market</w:t>
       </w:r>
     </w:p>
     <w:p>
+      <w:pPr>
+        <w:pStyle w:val="ListBullet"/>
+      </w:pPr>
       <w:r>
         <w:rPr>
-          <w:b w:val="0"/>
-          <w:i w:val="0"/>
           <w:sz w:val="21"/>
         </w:rPr>
-        <w:t xml:space="preserve">  - Population growth: Tyler has grown 15%+ since 2010, driven by healthcare-sector expansion and retirement in-migration</w:t>
+        <w:t>Population growth: Tyler has grown 15%+ since 2010, driven by healthcare-sector expansion and retirement in-migration</w:t>
       </w:r>
     </w:p>
     <w:p>
+      <w:pPr>
+        <w:pStyle w:val="ListBullet"/>
+      </w:pPr>
       <w:r>
         <w:rPr>
-          <w:b w:val="0"/>
-          <w:i w:val="0"/>
           <w:sz w:val="21"/>
         </w:rPr>
-        <w:t xml:space="preserve">  - Dominant religious demographic: conservative-Christian - strong alignment with Azalea's faith-based service pillars</w:t>
+        <w:t>Dominant religious demographic: conservative-Christian - strong alignment with Azalea's faith-based service pillars</w:t>
       </w:r>
     </w:p>
     <w:p>
+      <w:pPr>
+        <w:pStyle w:val="Heading2"/>
+        <w:spacing w:before="160" w:after="40"/>
+      </w:pPr>
       <w:r>
         <w:rPr>
           <w:b/>
@@ -1652,66 +1733,76 @@
       </w:r>
     </w:p>
     <w:p>
+      <w:pPr>
+        <w:pStyle w:val="ListBullet"/>
+      </w:pPr>
       <w:r>
         <w:rPr>
-          <w:b w:val="0"/>
-          <w:i w:val="0"/>
           <w:sz w:val="21"/>
         </w:rPr>
-        <w:t xml:space="preserve">  - UT Health Tyler - 502-bed Level 1 trauma center, regional referral hub</w:t>
+        <w:t>UT Health Tyler - 502-bed Level 1 trauma center, regional referral hub</w:t>
       </w:r>
     </w:p>
     <w:p>
+      <w:pPr>
+        <w:pStyle w:val="ListBullet"/>
+      </w:pPr>
       <w:r>
         <w:rPr>
-          <w:b w:val="0"/>
-          <w:i w:val="0"/>
           <w:sz w:val="21"/>
         </w:rPr>
-        <w:t xml:space="preserve">  - CHRISTUS Trinity Mother Frances - 438-bed acute care flagship</w:t>
+        <w:t>CHRISTUS Trinity Mother Frances - 438-bed acute care flagship</w:t>
       </w:r>
     </w:p>
     <w:p>
+      <w:pPr>
+        <w:pStyle w:val="ListBullet"/>
+      </w:pPr>
       <w:r>
         <w:rPr>
-          <w:b w:val="0"/>
-          <w:i w:val="0"/>
           <w:sz w:val="21"/>
         </w:rPr>
-        <w:t xml:space="preserve">  - UT Health North East - 153-bed acute care</w:t>
+        <w:t>UT Health North East - 153-bed acute care</w:t>
       </w:r>
     </w:p>
     <w:p>
+      <w:pPr>
+        <w:pStyle w:val="ListBullet"/>
+      </w:pPr>
       <w:r>
         <w:rPr>
-          <w:b w:val="0"/>
-          <w:i w:val="0"/>
           <w:sz w:val="21"/>
         </w:rPr>
-        <w:t xml:space="preserve">  - CHRISTUS Louis &amp; Peaches Owen Heart Hospital - cardiac</w:t>
+        <w:t>CHRISTUS Louis &amp; Peaches Owen Heart Hospital - cardiac</w:t>
       </w:r>
     </w:p>
     <w:p>
+      <w:pPr>
+        <w:pStyle w:val="ListBullet"/>
+      </w:pPr>
       <w:r>
         <w:rPr>
-          <w:b w:val="0"/>
-          <w:i w:val="0"/>
           <w:sz w:val="21"/>
         </w:rPr>
-        <w:t xml:space="preserve">  - Texas Spine &amp; Joint Hospital - 64-bed surgical</w:t>
+        <w:t>Texas Spine &amp; Joint Hospital - 64-bed surgical</w:t>
       </w:r>
     </w:p>
     <w:p>
+      <w:pPr>
+        <w:pStyle w:val="ListBullet"/>
+      </w:pPr>
       <w:r>
         <w:rPr>
-          <w:b w:val="0"/>
-          <w:i w:val="0"/>
           <w:sz w:val="21"/>
         </w:rPr>
-        <w:t xml:space="preserve">  - UT Health Jacksonville - 90-bed acute care (Cherokee County)</w:t>
+        <w:t>UT Health Jacksonville - 90-bed acute care (Cherokee County)</w:t>
       </w:r>
     </w:p>
     <w:p>
+      <w:pPr>
+        <w:pStyle w:val="Heading2"/>
+        <w:spacing w:before="160" w:after="40"/>
+      </w:pPr>
       <w:r>
         <w:rPr>
           <w:b/>
@@ -1732,6 +1823,10 @@
       </w:r>
     </w:p>
     <w:p>
+      <w:pPr>
+        <w:pStyle w:val="Heading2"/>
+        <w:spacing w:before="160" w:after="40"/>
+      </w:pPr>
       <w:r>
         <w:rPr>
           <w:b/>
@@ -1757,6 +1852,10 @@
       </w:r>
     </w:p>
     <w:p>
+      <w:pPr>
+        <w:pStyle w:val="Heading1"/>
+        <w:spacing w:after="80"/>
+      </w:pPr>
       <w:r>
         <w:rPr>
           <w:b/>
@@ -2189,6 +2288,10 @@
       </w:tr>
     </w:tbl>
     <w:p>
+      <w:pPr>
+        <w:pStyle w:val="Heading2"/>
+        <w:spacing w:before="160" w:after="40"/>
+      </w:pPr>
       <w:r>
         <w:rPr>
           <w:b/>
@@ -2199,76 +2302,87 @@
       </w:r>
     </w:p>
     <w:p>
+      <w:pPr>
+        <w:pStyle w:val="ListBullet"/>
+      </w:pPr>
       <w:r>
         <w:rPr>
-          <w:b w:val="0"/>
-          <w:i w:val="0"/>
           <w:sz w:val="21"/>
         </w:rPr>
-        <w:t xml:space="preserve">  - Dual Medicare + Medicaid certification under an enrollment moratorium - a scarce license position that new entrants cannot replicate, with nursing-facility room and board billing that widens the SNF referral base</w:t>
+        <w:t>Dual Medicare + Medicaid certification under an enrollment moratorium - a scarce license position that new entrants cannot replicate, with nursing-facility room and board billing that widens the SNF referral base</w:t>
       </w:r>
     </w:p>
     <w:p>
+      <w:pPr>
+        <w:pStyle w:val="ListBullet"/>
+      </w:pPr>
       <w:r>
         <w:rPr>
-          <w:b w:val="0"/>
-          <w:i w:val="0"/>
           <w:sz w:val="21"/>
         </w:rPr>
-        <w:t xml:space="preserve">  - Validated local economics - modeled on the leadership team's own proven ~22 ADC Tyler book, not a standing start</w:t>
+        <w:t>Validated local economics - modeled on the leadership team's own proven ~22 ADC Tyler book, not a standing start</w:t>
       </w:r>
     </w:p>
     <w:p>
+      <w:pPr>
+        <w:pStyle w:val="ListBullet"/>
+      </w:pPr>
       <w:r>
         <w:rPr>
-          <w:b w:val="0"/>
-          <w:i w:val="0"/>
           <w:sz w:val="21"/>
         </w:rPr>
-        <w:t xml:space="preserve">  - Dignity-led hospitality model - luxury-hospitality standards applied to end-of-life care</w:t>
+        <w:t>Dignity-led hospitality model - luxury-hospitality standards applied to end-of-life care</w:t>
       </w:r>
     </w:p>
     <w:p>
+      <w:pPr>
+        <w:pStyle w:val="ListBullet"/>
+      </w:pPr>
       <w:r>
         <w:rPr>
-          <w:b w:val="0"/>
-          <w:i w:val="0"/>
           <w:sz w:val="21"/>
         </w:rPr>
-        <w:t xml:space="preserve">  - Faith-aligned positioning - explicit Christian-values messaging resonant with the local demographic</w:t>
+        <w:t>Faith-aligned positioning - explicit Christian-values messaging resonant with the local demographic</w:t>
       </w:r>
     </w:p>
     <w:p>
+      <w:pPr>
+        <w:pStyle w:val="ListBullet"/>
+      </w:pPr>
       <w:r>
         <w:rPr>
-          <w:b w:val="0"/>
-          <w:i w:val="0"/>
           <w:sz w:val="21"/>
         </w:rPr>
-        <w:t xml:space="preserve">  - Speed of admission - same-day / next-day response, faster than national competitors' 24-72 hours</w:t>
+        <w:t>Speed of admission - same-day / next-day response, faster than national competitors' 24-72 hours</w:t>
       </w:r>
     </w:p>
     <w:p>
+      <w:pPr>
+        <w:pStyle w:val="ListBullet"/>
+      </w:pPr>
       <w:r>
         <w:rPr>
-          <w:b w:val="0"/>
-          <w:i w:val="0"/>
           <w:sz w:val="21"/>
         </w:rPr>
-        <w:t xml:space="preserve">  - Local independent ownership - faster decisions, no corporate bureaucracy, deeper relationship investment</w:t>
+        <w:t>Local independent ownership - faster decisions, no corporate bureaucracy, deeper relationship investment</w:t>
       </w:r>
     </w:p>
     <w:p>
+      <w:pPr>
+        <w:pStyle w:val="ListBullet"/>
+      </w:pPr>
       <w:r>
         <w:rPr>
-          <w:b w:val="0"/>
-          <w:i w:val="0"/>
           <w:sz w:val="21"/>
         </w:rPr>
-        <w:t xml:space="preserve">  - MVI-certified in The Perfect Visit and Perfect Phones - national co-marketing exposure that local and regional competitors lack (see 4.1)</w:t>
+        <w:t>MVI-certified in The Perfect Visit and Perfect Phones - national co-marketing exposure that local and regional competitors lack (see 4.1)</w:t>
       </w:r>
     </w:p>
     <w:p>
+      <w:pPr>
+        <w:pStyle w:val="Heading2"/>
+        <w:spacing w:before="160" w:after="40"/>
+      </w:pPr>
       <w:r>
         <w:rPr>
           <w:b/>
@@ -2314,6 +2428,10 @@
       </w:r>
     </w:p>
     <w:p>
+      <w:pPr>
+        <w:pStyle w:val="Heading1"/>
+        <w:spacing w:after="80"/>
+      </w:pPr>
       <w:r>
         <w:rPr>
           <w:b/>
@@ -2324,6 +2442,10 @@
       </w:r>
     </w:p>
     <w:p>
+      <w:pPr>
+        <w:pStyle w:val="Heading2"/>
+        <w:spacing w:before="160" w:after="40"/>
+      </w:pPr>
       <w:r>
         <w:rPr>
           <w:b/>
@@ -2334,76 +2456,87 @@
       </w:r>
     </w:p>
     <w:p>
+      <w:pPr>
+        <w:pStyle w:val="ListBullet"/>
+      </w:pPr>
       <w:r>
         <w:rPr>
-          <w:b w:val="0"/>
-          <w:i w:val="0"/>
           <w:sz w:val="21"/>
         </w:rPr>
-        <w:t xml:space="preserve">  - Dual Medicare + Medicaid certification (CCN effective 1/8/2024) - billing-ready day one, with nursing-facility room and board capability</w:t>
+        <w:t>Dual Medicare + Medicaid certification (CCN effective 1/8/2024) - billing-ready day one, with nursing-facility room and board capability</w:t>
       </w:r>
     </w:p>
     <w:p>
+      <w:pPr>
+        <w:pStyle w:val="ListBullet"/>
+      </w:pPr>
       <w:r>
         <w:rPr>
-          <w:b w:val="0"/>
-          <w:i w:val="0"/>
           <w:sz w:val="21"/>
         </w:rPr>
-        <w:t xml:space="preserve">  - Scarce license: the Texas Medicaid enrollment freeze and the CMS nationwide enrollment moratorium (effective 5/13/2026, naming Texas) block new entrants; comparable licenses trade at $400-500K+</w:t>
+        <w:t>Scarce license: the Texas Medicaid enrollment freeze and the CMS nationwide enrollment moratorium (effective 5/13/2026, naming Texas) block new entrants; comparable licenses trade at $400-500K+</w:t>
       </w:r>
     </w:p>
     <w:p>
+      <w:pPr>
+        <w:pStyle w:val="ListBullet"/>
+      </w:pPr>
       <w:r>
         <w:rPr>
-          <w:b w:val="0"/>
-          <w:i w:val="0"/>
           <w:sz w:val="21"/>
         </w:rPr>
-        <w:t xml:space="preserve">  - Modeled on validated Tyler-market economics (~22 ADC, ~$118K/mo) benchmarked to the team's own actual collections</w:t>
+        <w:t>Modeled on validated Tyler-market economics (~22 ADC, ~$118K/mo) benchmarked to the team's own actual collections</w:t>
       </w:r>
     </w:p>
     <w:p>
+      <w:pPr>
+        <w:pStyle w:val="ListBullet"/>
+      </w:pPr>
       <w:r>
         <w:rPr>
-          <w:b w:val="0"/>
-          <w:i w:val="0"/>
           <w:sz w:val="21"/>
         </w:rPr>
-        <w:t xml:space="preserve">  - Experienced clinical &amp; admin team already in seat, with deep East-Texas referral relationships</w:t>
+        <w:t>Experienced clinical &amp; admin team already in seat, with deep East-Texas referral relationships</w:t>
       </w:r>
     </w:p>
     <w:p>
+      <w:pPr>
+        <w:pStyle w:val="ListBullet"/>
+      </w:pPr>
       <w:r>
         <w:rPr>
-          <w:b w:val="0"/>
-          <w:i w:val="0"/>
           <w:sz w:val="21"/>
         </w:rPr>
-        <w:t xml:space="preserve">  - Simple, conservative capital structure - a single $500K SBA loan after the interim bank note is refinanced; sellers paid in full in month two of operations</w:t>
+        <w:t>Simple, conservative capital structure - a single $500K SBA loan after the interim bank note is refinanced; sellers paid in full in month two of operations</w:t>
       </w:r>
     </w:p>
     <w:p>
+      <w:pPr>
+        <w:pStyle w:val="ListBullet"/>
+      </w:pPr>
       <w:r>
         <w:rPr>
-          <w:b w:val="0"/>
-          <w:i w:val="0"/>
           <w:sz w:val="21"/>
         </w:rPr>
-        <w:t xml:space="preserve">  - $250K cash equity injection (33% of project) plus a $235K working-capital reserve and a $250K revolver facility</w:t>
+        <w:t>$250K cash equity injection (33% of project) plus a $235K working-capital plan with lender-controlled disbursement</w:t>
       </w:r>
     </w:p>
     <w:p>
+      <w:pPr>
+        <w:pStyle w:val="ListBullet"/>
+      </w:pPr>
       <w:r>
         <w:rPr>
-          <w:b w:val="0"/>
-          <w:i w:val="0"/>
           <w:sz w:val="21"/>
         </w:rPr>
-        <w:t xml:space="preserve">  - Strong ownership alignment - operators hold equity (13.3% each); experienced multi-hospice Manager</w:t>
+        <w:t>Strong ownership alignment - operators hold equity (13.3% each); experienced multi-hospice Manager</w:t>
       </w:r>
     </w:p>
     <w:p>
+      <w:pPr>
+        <w:pStyle w:val="Heading2"/>
+        <w:spacing w:before="160" w:after="40"/>
+      </w:pPr>
       <w:r>
         <w:rPr>
           <w:b/>
@@ -2414,66 +2547,76 @@
       </w:r>
     </w:p>
     <w:p>
+      <w:pPr>
+        <w:pStyle w:val="ListBullet"/>
+      </w:pPr>
       <w:r>
         <w:rPr>
-          <w:b w:val="0"/>
-          <w:i w:val="0"/>
           <w:sz w:val="21"/>
         </w:rPr>
-        <w:t xml:space="preserve">  - Newco borrower with no operating history of its own (mitigated by the team's benchmarked prior book and an experienced operator)</w:t>
+        <w:t>Newco borrower with no operating history of its own (mitigated by the team's benchmarked prior book and an experienced operator)</w:t>
       </w:r>
     </w:p>
     <w:p>
+      <w:pPr>
+        <w:pStyle w:val="ListBullet"/>
+      </w:pPr>
       <w:r>
         <w:rPr>
-          <w:b w:val="0"/>
-          <w:i w:val="0"/>
           <w:sz w:val="21"/>
         </w:rPr>
-        <w:t xml:space="preserve">  - Refuge has minimal current operations - census must be built from the team's referral relationships during ramp</w:t>
+        <w:t>Refuge has minimal current operations - census must be built from the team's referral relationships during ramp</w:t>
       </w:r>
     </w:p>
     <w:p>
+      <w:pPr>
+        <w:pStyle w:val="ListBullet"/>
+      </w:pPr>
       <w:r>
         <w:rPr>
-          <w:b w:val="0"/>
-          <w:i w:val="0"/>
           <w:sz w:val="21"/>
         </w:rPr>
-        <w:t xml:space="preserve">  - Single-office, single-market concentration</w:t>
+        <w:t>Single-office, single-market concentration</w:t>
       </w:r>
     </w:p>
     <w:p>
+      <w:pPr>
+        <w:pStyle w:val="ListBullet"/>
+      </w:pPr>
       <w:r>
         <w:rPr>
-          <w:b w:val="0"/>
-          <w:i w:val="0"/>
           <w:sz w:val="21"/>
         </w:rPr>
-        <w:t xml:space="preserve">  - Interim-debt window (September 2026 to SBA funding) carries $15,211/mo bank-note service; mitigated by the working-capital plan, owner salary deferral to break-even census, and the January 2027 SBA refinance that drops service to $6,747/mo</w:t>
+        <w:t>Interim-debt window (September 2026 to SBA funding) carries $15,211/mo bank-note service; mitigated by the working-capital plan, owner salary deferral to break-even census, and the January 2027 SBA refinance that drops service to $6,747/mo</w:t>
       </w:r>
     </w:p>
     <w:p>
+      <w:pPr>
+        <w:pStyle w:val="ListBullet"/>
+      </w:pPr>
       <w:r>
         <w:rPr>
-          <w:b w:val="0"/>
-          <w:i w:val="0"/>
           <w:sz w:val="21"/>
         </w:rPr>
-        <w:t xml:space="preserve">  - Sensitivity to a sustained census shortfall (see Section 11.7)</w:t>
+        <w:t>Sensitivity to a sustained census shortfall (see Section 11.7)</w:t>
       </w:r>
     </w:p>
     <w:p>
+      <w:pPr>
+        <w:pStyle w:val="ListBullet"/>
+      </w:pPr>
       <w:r>
         <w:rPr>
-          <w:b w:val="0"/>
-          <w:i w:val="0"/>
           <w:sz w:val="21"/>
         </w:rPr>
-        <w:t xml:space="preserve">  - Manager's attention is split across other interests during launch</w:t>
+        <w:t>Manager's attention is split across other interests during launch</w:t>
       </w:r>
     </w:p>
     <w:p>
+      <w:pPr>
+        <w:pStyle w:val="Heading2"/>
+        <w:spacing w:before="160" w:after="40"/>
+      </w:pPr>
       <w:r>
         <w:rPr>
           <w:b/>
@@ -2484,76 +2627,87 @@
       </w:r>
     </w:p>
     <w:p>
+      <w:pPr>
+        <w:pStyle w:val="ListBullet"/>
+      </w:pPr>
       <w:r>
         <w:rPr>
-          <w:b w:val="0"/>
-          <w:i w:val="0"/>
           <w:sz w:val="21"/>
         </w:rPr>
-        <w:t xml:space="preserve">  - Growing 65+ population (60,000+ Medicare-eligible) with above-average utilization</w:t>
+        <w:t>Growing 65+ population (60,000+ Medicare-eligible) with above-average utilization</w:t>
       </w:r>
     </w:p>
     <w:p>
+      <w:pPr>
+        <w:pStyle w:val="ListBullet"/>
+      </w:pPr>
       <w:r>
         <w:rPr>
-          <w:b w:val="0"/>
-          <w:i w:val="0"/>
           <w:sz w:val="21"/>
         </w:rPr>
-        <w:t xml:space="preserve">  - Base-case census growth to 56 patients by month 36 from the team's referral pipeline</w:t>
+        <w:t>Base-case census growth to 56 patients by month 36 from the team's referral pipeline</w:t>
       </w:r>
     </w:p>
     <w:p>
+      <w:pPr>
+        <w:pStyle w:val="ListBullet"/>
+      </w:pPr>
       <w:r>
         <w:rPr>
-          <w:b w:val="0"/>
-          <w:i w:val="0"/>
           <w:sz w:val="21"/>
         </w:rPr>
-        <w:t xml:space="preserve">  - 70+ SNF/ALF facilities, many underserved by incumbents - and newly addressable through Medicaid nursing-facility room and board billing</w:t>
+        <w:t>70+ SNF/ALF facilities, many underserved by incumbents - and newly addressable through Medicaid nursing-facility room and board billing</w:t>
       </w:r>
     </w:p>
     <w:p>
+      <w:pPr>
+        <w:pStyle w:val="ListBullet"/>
+      </w:pPr>
       <w:r>
         <w:rPr>
-          <w:b w:val="0"/>
-          <w:i w:val="0"/>
           <w:sz w:val="21"/>
         </w:rPr>
-        <w:t xml:space="preserve">  - Faith-based marketing to an extensive church and ministry network</w:t>
+        <w:t>Faith-based marketing to an extensive church and ministry network</w:t>
       </w:r>
     </w:p>
     <w:p>
+      <w:pPr>
+        <w:pStyle w:val="ListBullet"/>
+      </w:pPr>
       <w:r>
         <w:rPr>
-          <w:b w:val="0"/>
-          <w:i w:val="0"/>
           <w:sz w:val="21"/>
         </w:rPr>
-        <w:t xml:space="preserve">  - Palliative-care consultation line as a Year 2-3 revenue diversifier</w:t>
+        <w:t>Palliative-care consultation line as a Year 2-3 revenue diversifier</w:t>
       </w:r>
     </w:p>
     <w:p>
+      <w:pPr>
+        <w:pStyle w:val="ListBullet"/>
+      </w:pPr>
       <w:r>
         <w:rPr>
-          <w:b w:val="0"/>
-          <w:i w:val="0"/>
           <w:sz w:val="21"/>
         </w:rPr>
-        <w:t xml:space="preserve">  - MVI 'Perfect Visit' / 'Perfect Phones' certification + Andrew Reid's national multi-platform campaign - national lead exposure for a local independent (upside, not in the base case)</w:t>
+        <w:t>MVI 'Perfect Visit' / 'Perfect Phones' certification + Andrew Reid's national multi-platform campaign - national lead exposure for a local independent (upside, not in the base case)</w:t>
       </w:r>
     </w:p>
     <w:p>
+      <w:pPr>
+        <w:pStyle w:val="ListBullet"/>
+      </w:pPr>
       <w:r>
         <w:rPr>
-          <w:b w:val="0"/>
-          <w:i w:val="0"/>
           <w:sz w:val="21"/>
         </w:rPr>
-        <w:t xml:space="preserve">  - CMS hospice rates have risen every year since 2010; model carries a conservative 2.5%/yr escalation</w:t>
+        <w:t>CMS hospice rates have risen every year since 2010; model carries a conservative 2.5%/yr escalation</w:t>
       </w:r>
     </w:p>
     <w:p>
+      <w:pPr>
+        <w:pStyle w:val="Heading2"/>
+        <w:spacing w:before="160" w:after="40"/>
+      </w:pPr>
       <w:r>
         <w:rPr>
           <w:b/>
@@ -2564,53 +2718,58 @@
       </w:r>
     </w:p>
     <w:p>
+      <w:pPr>
+        <w:pStyle w:val="ListBullet"/>
+      </w:pPr>
       <w:r>
         <w:rPr>
-          <w:b w:val="0"/>
-          <w:i w:val="0"/>
           <w:sz w:val="21"/>
         </w:rPr>
-        <w:t xml:space="preserve">  - National competitors with larger sales forces and budgets</w:t>
+        <w:t>National competitors with larger sales forces and budgets</w:t>
       </w:r>
     </w:p>
     <w:p>
+      <w:pPr>
+        <w:pStyle w:val="ListBullet"/>
+      </w:pPr>
       <w:r>
         <w:rPr>
-          <w:b w:val="0"/>
-          <w:i w:val="0"/>
           <w:sz w:val="21"/>
         </w:rPr>
-        <w:t xml:space="preserve">  - CMS reimbursement or regulatory changes</w:t>
+        <w:t>CMS reimbursement or regulatory changes</w:t>
       </w:r>
     </w:p>
     <w:p>
+      <w:pPr>
+        <w:pStyle w:val="ListBullet"/>
+      </w:pPr>
       <w:r>
         <w:rPr>
-          <w:b w:val="0"/>
-          <w:i w:val="0"/>
           <w:sz w:val="21"/>
         </w:rPr>
-        <w:t xml:space="preserve">  - Medicare Advantage hospice carve-in could shift referral dynamics</w:t>
+        <w:t>Medicare Advantage hospice carve-in could shift referral dynamics</w:t>
       </w:r>
     </w:p>
     <w:p>
+      <w:pPr>
+        <w:pStyle w:val="ListBullet"/>
+      </w:pPr>
       <w:r>
         <w:rPr>
-          <w:b w:val="0"/>
-          <w:i w:val="0"/>
           <w:sz w:val="21"/>
         </w:rPr>
-        <w:t xml:space="preserve">  - East Texas clinical labor shortage could pressure wages</w:t>
+        <w:t>East Texas clinical labor shortage could pressure wages</w:t>
       </w:r>
     </w:p>
     <w:p>
+      <w:pPr>
+        <w:pStyle w:val="ListBullet"/>
+      </w:pPr>
       <w:r>
         <w:rPr>
-          <w:b w:val="0"/>
-          <w:i w:val="0"/>
           <w:sz w:val="21"/>
         </w:rPr>
-        <w:t xml:space="preserve">  - Ramp-period cash timing ahead of Medicare collections (NOE-to-cash ~30-60 days); mitigated by the $235K reserve, the $250K revolver, and month-by-month cash-flow modeling</w:t>
+        <w:t>Ramp-period cash timing ahead of Medicare collections (NOE-to-cash ~30-60 days); mitigated by the $235K working-capital plan, owner salary deferral, staged hiring, and month-by-month cash-flow modeling</w:t>
       </w:r>
     </w:p>
     <w:p>
@@ -2619,6 +2778,10 @@
       </w:r>
     </w:p>
     <w:p>
+      <w:pPr>
+        <w:pStyle w:val="Heading1"/>
+        <w:spacing w:after="80"/>
+      </w:pPr>
       <w:r>
         <w:rPr>
           <w:b/>
@@ -2639,6 +2802,10 @@
       </w:r>
     </w:p>
     <w:p>
+      <w:pPr>
+        <w:pStyle w:val="Heading2"/>
+        <w:spacing w:before="160" w:after="40"/>
+      </w:pPr>
       <w:r>
         <w:rPr>
           <w:b/>
@@ -2659,6 +2826,10 @@
       </w:r>
     </w:p>
     <w:p>
+      <w:pPr>
+        <w:pStyle w:val="Heading2"/>
+        <w:spacing w:before="160" w:after="40"/>
+      </w:pPr>
       <w:r>
         <w:rPr>
           <w:b/>
@@ -2679,6 +2850,10 @@
       </w:r>
     </w:p>
     <w:p>
+      <w:pPr>
+        <w:pStyle w:val="Heading2"/>
+        <w:spacing w:before="160" w:after="40"/>
+      </w:pPr>
       <w:r>
         <w:rPr>
           <w:b/>
@@ -2699,6 +2874,10 @@
       </w:r>
     </w:p>
     <w:p>
+      <w:pPr>
+        <w:pStyle w:val="Heading2"/>
+        <w:spacing w:before="160" w:after="40"/>
+      </w:pPr>
       <w:r>
         <w:rPr>
           <w:b/>
@@ -2719,6 +2898,10 @@
       </w:r>
     </w:p>
     <w:p>
+      <w:pPr>
+        <w:pStyle w:val="Heading2"/>
+        <w:spacing w:before="160" w:after="40"/>
+      </w:pPr>
       <w:r>
         <w:rPr>
           <w:b/>
@@ -2749,6 +2932,10 @@
       </w:r>
     </w:p>
     <w:p>
+      <w:pPr>
+        <w:pStyle w:val="Heading2"/>
+        <w:spacing w:before="160" w:after="40"/>
+      </w:pPr>
       <w:r>
         <w:rPr>
           <w:b/>
@@ -3010,6 +3197,10 @@
       </w:r>
     </w:p>
     <w:p>
+      <w:pPr>
+        <w:pStyle w:val="Heading1"/>
+        <w:spacing w:after="80"/>
+      </w:pPr>
       <w:r>
         <w:rPr>
           <w:b/>
@@ -3020,6 +3211,10 @@
       </w:r>
     </w:p>
     <w:p>
+      <w:pPr>
+        <w:pStyle w:val="Heading2"/>
+        <w:spacing w:before="160" w:after="40"/>
+      </w:pPr>
       <w:r>
         <w:rPr>
           <w:b/>
@@ -3040,6 +3235,10 @@
       </w:r>
     </w:p>
     <w:p>
+      <w:pPr>
+        <w:pStyle w:val="Heading2"/>
+        <w:spacing w:before="160" w:after="40"/>
+      </w:pPr>
       <w:r>
         <w:rPr>
           <w:b/>
@@ -3060,6 +3259,10 @@
       </w:r>
     </w:p>
     <w:p>
+      <w:pPr>
+        <w:pStyle w:val="Heading2"/>
+        <w:spacing w:before="160" w:after="40"/>
+      </w:pPr>
       <w:r>
         <w:rPr>
           <w:b/>
@@ -3080,6 +3283,10 @@
       </w:r>
     </w:p>
     <w:p>
+      <w:pPr>
+        <w:pStyle w:val="Heading2"/>
+        <w:spacing w:before="160" w:after="40"/>
+      </w:pPr>
       <w:r>
         <w:rPr>
           <w:b/>
@@ -3105,6 +3312,10 @@
       </w:r>
     </w:p>
     <w:p>
+      <w:pPr>
+        <w:pStyle w:val="Heading1"/>
+        <w:spacing w:after="80"/>
+      </w:pPr>
       <w:r>
         <w:rPr>
           <w:b/>
@@ -3125,6 +3336,10 @@
       </w:r>
     </w:p>
     <w:p>
+      <w:pPr>
+        <w:pStyle w:val="Heading2"/>
+        <w:spacing w:before="160" w:after="40"/>
+      </w:pPr>
       <w:r>
         <w:rPr>
           <w:b/>
@@ -3511,6 +3726,10 @@
       </w:tr>
     </w:tbl>
     <w:p>
+      <w:pPr>
+        <w:pStyle w:val="Heading2"/>
+        <w:spacing w:before="160" w:after="40"/>
+      </w:pPr>
       <w:r>
         <w:rPr>
           <w:b/>
@@ -3521,66 +3740,76 @@
       </w:r>
     </w:p>
     <w:p>
+      <w:pPr>
+        <w:pStyle w:val="ListBullet"/>
+      </w:pPr>
       <w:r>
         <w:rPr>
-          <w:b w:val="0"/>
-          <w:i w:val="0"/>
           <w:sz w:val="21"/>
         </w:rPr>
-        <w:t xml:space="preserve">  - Operating within budget ($0-$10K): Administrator (Shelton)</w:t>
+        <w:t>Operating within budget ($0-$10K): Administrator (Shelton)</w:t>
       </w:r>
     </w:p>
     <w:p>
+      <w:pPr>
+        <w:pStyle w:val="ListBullet"/>
+      </w:pPr>
       <w:r>
         <w:rPr>
-          <w:b w:val="0"/>
-          <w:i w:val="0"/>
           <w:sz w:val="21"/>
         </w:rPr>
-        <w:t xml:space="preserve">  - Above $10K or out-of-budget: Manager (Schackmann, individually)</w:t>
+        <w:t>Above $10K or out-of-budget: Manager (Schackmann, individually)</w:t>
       </w:r>
     </w:p>
     <w:p>
+      <w:pPr>
+        <w:pStyle w:val="ListBullet"/>
+      </w:pPr>
       <w:r>
         <w:rPr>
-          <w:b w:val="0"/>
-          <w:i w:val="0"/>
           <w:sz w:val="21"/>
         </w:rPr>
-        <w:t xml:space="preserve">  - Clinical / regulatory: Director of Nursing (Davenport), escalated to Administrator + Medical Director</w:t>
+        <w:t>Clinical / regulatory: Director of Nursing (Davenport), escalated to Administrator + Medical Director</w:t>
       </w:r>
     </w:p>
     <w:p>
+      <w:pPr>
+        <w:pStyle w:val="ListBullet"/>
+      </w:pPr>
       <w:r>
         <w:rPr>
-          <w:b w:val="0"/>
-          <w:i w:val="0"/>
           <w:sz w:val="21"/>
         </w:rPr>
-        <w:t xml:space="preserve">  - Hiring / firing senior staff: Administrator, with Manager concurrence</w:t>
+        <w:t>Hiring / firing senior staff: Administrator, with Manager concurrence</w:t>
       </w:r>
     </w:p>
     <w:p>
+      <w:pPr>
+        <w:pStyle w:val="ListBullet"/>
+      </w:pPr>
       <w:r>
         <w:rPr>
-          <w:b w:val="0"/>
-          <w:i w:val="0"/>
           <w:sz w:val="21"/>
         </w:rPr>
-        <w:t xml:space="preserve">  - Strategic / capital / acquisition: Manager</w:t>
+        <w:t>Strategic / capital / acquisition: Manager</w:t>
       </w:r>
     </w:p>
     <w:p>
+      <w:pPr>
+        <w:pStyle w:val="ListBullet"/>
+      </w:pPr>
       <w:r>
         <w:rPr>
-          <w:b w:val="0"/>
-          <w:i w:val="0"/>
           <w:sz w:val="21"/>
         </w:rPr>
-        <w:t xml:space="preserve">  - Bank account signatures: Manager (sole signer)</w:t>
+        <w:t>Bank account signatures: Manager (sole signer)</w:t>
       </w:r>
     </w:p>
     <w:p>
+      <w:pPr>
+        <w:pStyle w:val="Heading2"/>
+        <w:spacing w:before="160" w:after="40"/>
+      </w:pPr>
       <w:r>
         <w:rPr>
           <w:b/>
@@ -3606,6 +3835,10 @@
       </w:r>
     </w:p>
     <w:p>
+      <w:pPr>
+        <w:pStyle w:val="Heading1"/>
+        <w:spacing w:after="80"/>
+      </w:pPr>
       <w:r>
         <w:rPr>
           <w:b/>
@@ -3616,6 +3849,10 @@
       </w:r>
     </w:p>
     <w:p>
+      <w:pPr>
+        <w:pStyle w:val="Heading2"/>
+        <w:spacing w:before="160" w:after="40"/>
+      </w:pPr>
       <w:r>
         <w:rPr>
           <w:b/>
@@ -3636,6 +3873,10 @@
       </w:r>
     </w:p>
     <w:p>
+      <w:pPr>
+        <w:pStyle w:val="Heading2"/>
+        <w:spacing w:before="160" w:after="40"/>
+      </w:pPr>
       <w:r>
         <w:rPr>
           <w:b/>
@@ -3656,6 +3897,10 @@
       </w:r>
     </w:p>
     <w:p>
+      <w:pPr>
+        <w:pStyle w:val="Heading2"/>
+        <w:spacing w:before="160" w:after="40"/>
+      </w:pPr>
       <w:r>
         <w:rPr>
           <w:b/>
@@ -3676,6 +3921,10 @@
       </w:r>
     </w:p>
     <w:p>
+      <w:pPr>
+        <w:pStyle w:val="Heading2"/>
+        <w:spacing w:before="160" w:after="40"/>
+      </w:pPr>
       <w:r>
         <w:rPr>
           <w:b/>
@@ -3696,6 +3945,10 @@
       </w:r>
     </w:p>
     <w:p>
+      <w:pPr>
+        <w:pStyle w:val="Heading2"/>
+        <w:spacing w:before="160" w:after="40"/>
+      </w:pPr>
       <w:r>
         <w:rPr>
           <w:b/>
@@ -3721,6 +3974,10 @@
       </w:r>
     </w:p>
     <w:p>
+      <w:pPr>
+        <w:pStyle w:val="Heading1"/>
+        <w:spacing w:after="80"/>
+      </w:pPr>
       <w:r>
         <w:rPr>
           <w:b/>
@@ -3731,6 +3988,10 @@
       </w:r>
     </w:p>
     <w:p>
+      <w:pPr>
+        <w:pStyle w:val="Heading2"/>
+        <w:spacing w:before="160" w:after="40"/>
+      </w:pPr>
       <w:r>
         <w:rPr>
           <w:b/>
@@ -3751,6 +4012,10 @@
       </w:r>
     </w:p>
     <w:p>
+      <w:pPr>
+        <w:pStyle w:val="Heading2"/>
+        <w:spacing w:before="160" w:after="40"/>
+      </w:pPr>
       <w:r>
         <w:rPr>
           <w:b/>
@@ -3771,6 +4036,10 @@
       </w:r>
     </w:p>
     <w:p>
+      <w:pPr>
+        <w:pStyle w:val="Heading2"/>
+        <w:spacing w:before="160" w:after="40"/>
+      </w:pPr>
       <w:r>
         <w:rPr>
           <w:b/>
@@ -3791,6 +4060,10 @@
       </w:r>
     </w:p>
     <w:p>
+      <w:pPr>
+        <w:pStyle w:val="Heading2"/>
+        <w:spacing w:before="160" w:after="40"/>
+      </w:pPr>
       <w:r>
         <w:rPr>
           <w:b/>
@@ -3811,6 +4084,10 @@
       </w:r>
     </w:p>
     <w:p>
+      <w:pPr>
+        <w:pStyle w:val="Heading2"/>
+        <w:spacing w:before="160" w:after="40"/>
+      </w:pPr>
       <w:r>
         <w:rPr>
           <w:b/>
@@ -4160,6 +4437,10 @@
       </w:r>
     </w:p>
     <w:p>
+      <w:pPr>
+        <w:pStyle w:val="Heading1"/>
+        <w:spacing w:after="80"/>
+      </w:pPr>
       <w:r>
         <w:rPr>
           <w:b/>
@@ -4176,10 +4457,14 @@
           <w:i w:val="0"/>
           <w:sz w:val="21"/>
         </w:rPr>
-        <w:t>All projections are from the Rev 3.00 dynamic proforma (36 monthly periods; every calculation cell is a live formula; all inputs on a single Control Tower tab; QA-verified). The proforma is deliberately the conservative, lender-defensible basis: officer salaries fully loaded, a 22% benefits load plus 3% workers compensation, a 5% of net patient revenue contingency deducted below EBITDA, and debt service modeled on a compressed 36-month amortization far heavier than actual SBA terms.</w:t>
+        <w:t>All projections are from the Rev 4.10 dynamic proforma (36 monthly periods; every calculation cell is a live formula; all inputs on a single Control Tower tab; QA-verified 23/23). The model practices strict real-cash discipline: no revolver or assumed facility anywhere - shortfalls, if any, are shown rather than plugged. Officer salaries are fully expensed (with the three owner-operators deferring cash pay until break-even census - $42,500 accrued and repaid in January), a 22% benefits load plus 3% workers compensation applies, a 5% of net patient revenue contingency is deducted below EBITDA, and the actual financing sequence (bank note at $15,211/mo, then SBA at $6,747/mo from February 2027) is modeled month by month.</w:t>
       </w:r>
     </w:p>
     <w:p>
+      <w:pPr>
+        <w:pStyle w:val="Heading2"/>
+        <w:spacing w:before="160" w:after="40"/>
+      </w:pPr>
       <w:r>
         <w:rPr>
           <w:b/>
@@ -4506,6 +4791,10 @@
       </w:r>
     </w:p>
     <w:p>
+      <w:pPr>
+        <w:pStyle w:val="Heading2"/>
+        <w:spacing w:before="160" w:after="40"/>
+      </w:pPr>
       <w:r>
         <w:rPr>
           <w:b/>
@@ -4839,7 +5128,7 @@
               <w:rPr>
                 <w:sz w:val="19"/>
               </w:rPr>
-              <w:t>Modeled debt service</w:t>
+              <w:t>Debt service (as sequenced)</w:t>
             </w:r>
           </w:p>
         </w:tc>
@@ -4853,7 +5142,7 @@
               <w:rPr>
                 <w:sz w:val="19"/>
               </w:rPr>
-              <w:t>$500,000 at 6% amortized over 36 months - $15,211/mo from October 2026 ($182,532/yr)</w:t>
+              <w:t>Bank note $15,211/mo Oct 2026 - Jan 2027; SBA 7(a) $6,747/mo from Feb 2027 ($80,961/yr)</w:t>
             </w:r>
           </w:p>
         </w:tc>
@@ -4869,7 +5158,7 @@
               <w:rPr>
                 <w:sz w:val="19"/>
               </w:rPr>
-              <w:t>Actual SBA terms (for reference)</w:t>
+              <w:t>SBA terms</w:t>
             </w:r>
           </w:p>
         </w:tc>
@@ -4883,7 +5172,7 @@
               <w:rPr>
                 <w:sz w:val="19"/>
               </w:rPr>
-              <w:t>~10.5% over 10 years is ~$6,745/mo ($80,940/yr) - real coverage materially better than modeled</w:t>
+              <w:t>$500,000 at ~10.5% over 10 years; funds ~1/15/2027 and refinances the bank note (~$461,676 payoff)</w:t>
             </w:r>
           </w:p>
         </w:tc>
@@ -5019,7 +5308,7 @@
               <w:rPr>
                 <w:sz w:val="19"/>
               </w:rPr>
-              <w:t>Liquidity backstop</w:t>
+              <w:t>Liquidity discipline</w:t>
             </w:r>
           </w:p>
         </w:tc>
@@ -5033,20 +5322,24 @@
               <w:rPr>
                 <w:sz w:val="19"/>
               </w:rPr>
-              <w:t>$235,000 working-capital reserve + $250,000 revolver facility</w:t>
+              <w:t>No revolver assumed; owner salary deferral to break-even + staged clinical hiring; base-case cash never negative</w:t>
             </w:r>
           </w:p>
         </w:tc>
       </w:tr>
     </w:tbl>
     <w:p>
+      <w:pPr>
+        <w:pStyle w:val="Heading2"/>
+        <w:spacing w:before="160" w:after="40"/>
+      </w:pPr>
       <w:r>
         <w:rPr>
           <w:b/>
           <w:color w:val="1F3864"/>
           <w:sz w:val="23"/>
         </w:rPr>
-        <w:t>11.4 Three-year profit &amp; loss (Rev 3.00 proforma)</w:t>
+        <w:t>11.4 Three-year profit &amp; loss (Rev 4.10 proforma)</w:t>
       </w:r>
     </w:p>
     <w:tbl>
@@ -5323,7 +5616,7 @@
               <w:rPr>
                 <w:sz w:val="19"/>
               </w:rPr>
-              <w:t>$739,682</w:t>
+              <w:t>$703,438</w:t>
             </w:r>
           </w:p>
         </w:tc>
@@ -5337,7 +5630,7 @@
               <w:rPr>
                 <w:sz w:val="19"/>
               </w:rPr>
-              <w:t>$1,036,237</w:t>
+              <w:t>$1,020,480</w:t>
             </w:r>
           </w:p>
         </w:tc>
@@ -5351,7 +5644,7 @@
               <w:rPr>
                 <w:sz w:val="19"/>
               </w:rPr>
-              <w:t>$1,218,374</w:t>
+              <w:t>$1,208,870</w:t>
             </w:r>
           </w:p>
         </w:tc>
@@ -5555,7 +5848,7 @@
               <w:rPr>
                 <w:sz w:val="19"/>
               </w:rPr>
-              <w:t>$262,951</w:t>
+              <w:t>$299,195</w:t>
             </w:r>
           </w:p>
         </w:tc>
@@ -5569,7 +5862,7 @@
               <w:rPr>
                 <w:sz w:val="19"/>
               </w:rPr>
-              <w:t>$680,224</w:t>
+              <w:t>$695,981</w:t>
             </w:r>
           </w:p>
         </w:tc>
@@ -5583,7 +5876,7 @@
               <w:rPr>
                 <w:sz w:val="19"/>
               </w:rPr>
-              <w:t>$975,925</w:t>
+              <w:t>$985,429</w:t>
             </w:r>
           </w:p>
         </w:tc>
@@ -5613,7 +5906,7 @@
               <w:rPr>
                 <w:sz w:val="19"/>
               </w:rPr>
-              <w:t>13.6%</w:t>
+              <w:t>15.5%</w:t>
             </w:r>
           </w:p>
         </w:tc>
@@ -5627,7 +5920,7 @@
               <w:rPr>
                 <w:sz w:val="19"/>
               </w:rPr>
-              <w:t>23.5%</w:t>
+              <w:t>24.1%</w:t>
             </w:r>
           </w:p>
         </w:tc>
@@ -5641,7 +5934,7 @@
               <w:rPr>
                 <w:sz w:val="19"/>
               </w:rPr>
-              <w:t>28.0%</w:t>
+              <w:t>28.2%</w:t>
             </w:r>
           </w:p>
         </w:tc>
@@ -5773,7 +6066,7 @@
               <w:rPr>
                 <w:sz w:val="19"/>
               </w:rPr>
-              <w:t>Interest (seller note + acquisition note + revolver)</w:t>
+              <w:t>Interest (seller + bank + SBA notes)</w:t>
             </w:r>
           </w:p>
         </w:tc>
@@ -5787,7 +6080,7 @@
               <w:rPr>
                 <w:sz w:val="19"/>
               </w:rPr>
-              <w:t>$26,499</w:t>
+              <w:t>$34,600</w:t>
             </w:r>
           </w:p>
         </w:tc>
@@ -5801,7 +6094,7 @@
               <w:rPr>
                 <w:sz w:val="19"/>
               </w:rPr>
-              <w:t>$18,537</w:t>
+              <w:t>$49,760</w:t>
             </w:r>
           </w:p>
         </w:tc>
@@ -5815,7 +6108,7 @@
               <w:rPr>
                 <w:sz w:val="19"/>
               </w:rPr>
-              <w:t>$8,422</w:t>
+              <w:t>$46,321</w:t>
             </w:r>
           </w:p>
         </w:tc>
@@ -5845,7 +6138,7 @@
               <w:rPr>
                 <w:sz w:val="19"/>
               </w:rPr>
-              <w:t>$5,534</w:t>
+              <w:t>$6,127</w:t>
             </w:r>
           </w:p>
         </w:tc>
@@ -5903,7 +6196,7 @@
               <w:rPr>
                 <w:sz w:val="19"/>
               </w:rPr>
-              <w:t>$100,941</w:t>
+              <w:t>$128,491</w:t>
             </w:r>
           </w:p>
         </w:tc>
@@ -5917,7 +6210,7 @@
               <w:rPr>
                 <w:sz w:val="19"/>
               </w:rPr>
-              <w:t>$472,928</w:t>
+              <w:t>$457,463</w:t>
             </w:r>
           </w:p>
         </w:tc>
@@ -5931,7 +6224,7 @@
               <w:rPr>
                 <w:sz w:val="19"/>
               </w:rPr>
-              <w:t>$746,549</w:t>
+              <w:t>$718,153</w:t>
             </w:r>
           </w:p>
         </w:tc>
@@ -5944,10 +6237,14 @@
           <w:i w:val="0"/>
           <w:sz w:val="21"/>
         </w:rPr>
-        <w:t>Net patient revenue grows from $1.93M to $3.49M and EBITDA from $263K to $976K (before debt service) as the base-case census builds from 24 patients at month 2 to 56 at month 36 on the team's referral pipeline, with a conservative 2.5% annual CMS per-diem escalation. Payroll scales on census triggers, carrying the full, separately stated officer roster and a 22% + 3% benefits and workers compensation load. The explicit 5% contingency is carried below EBITDA and deducted in cash.</w:t>
+        <w:t>Net patient revenue grows from $1.93M to $3.49M and EBITDA from $299K to $985K (before debt service) as the base-case census builds from 24 patients at month 2 to 56 at month 36 on the team's referral pipeline, with a conservative 2.5% annual CMS per-diem escalation. Clinical hiring is staged one month behind census (a day-one core of 1 RN + 1 CNA, PRN 1099 coverage for surges), the full officer roster is separately stated with a 22% + 3% benefits and workers compensation load, and the explicit 5% contingency is carried below EBITDA and deducted in cash.</w:t>
       </w:r>
     </w:p>
     <w:p>
+      <w:pPr>
+        <w:pStyle w:val="Heading2"/>
+        <w:spacing w:before="160" w:after="40"/>
+      </w:pPr>
       <w:r>
         <w:rPr>
           <w:b/>
@@ -6085,7 +6382,7 @@
               <w:rPr>
                 <w:sz w:val="19"/>
               </w:rPr>
-              <w:t>($10,661) - absorbed by the working-capital reserve</w:t>
+              <w:t>($8,286) - launch month, absorbed by equity working capital</w:t>
             </w:r>
           </w:p>
         </w:tc>
@@ -6143,7 +6440,7 @@
               <w:rPr>
                 <w:sz w:val="19"/>
               </w:rPr>
-              <w:t>($3,286) - census 24 EOM, at break-even</w:t>
+              <w:t>$8,904 (7.7%) - census 24 EOM; break-even census (~17-18) crossed</w:t>
             </w:r>
           </w:p>
         </w:tc>
@@ -6201,7 +6498,7 @@
               <w:rPr>
                 <w:sz w:val="19"/>
               </w:rPr>
-              <w:t>$4,291 - break-even census (~17-18) crossed</w:t>
+              <w:t>$10,657 (8.1%) - owner salaries resume from deferral</w:t>
             </w:r>
           </w:p>
         </w:tc>
@@ -6330,10 +6627,14 @@
           <w:i w:val="0"/>
           <w:sz w:val="21"/>
         </w:rPr>
-        <w:t>Month 1 is the launch month (10 ADC average) and is absorbed by the reserve; the agency crosses break-even census (~17-18 patients) in month 2-3 and exits Year 1 at a 22.3% EBITDA margin. Collections lag billing by ~30-60 days (NOE timing); the cash-flow tab models the lag explicitly, month by month, and base-case cash never breaches the $25,000 floor (peak revolver draw $78,710; month-12 cash $80,450; month-36 cash $936,793).</w:t>
+        <w:t>Month 1 is the launch month (10 ADC average), absorbed by the equity working capital; the agency crosses break-even census (~17-18 patients) in month 2 and exits Year 1 at a 22.3% EBITDA margin. Collections lag billing by ~30-60 days (NOE timing); the cash-flow tab models the lag explicitly, month by month, with no revolver or assumed facility anywhere: base-case cash never goes negative (minimum month $3,354 in September - disclosed; month-12 cash $212,645; month-36 cash $1,297,392).</w:t>
       </w:r>
     </w:p>
     <w:p>
+      <w:pPr>
+        <w:pStyle w:val="Heading2"/>
+        <w:spacing w:before="160" w:after="40"/>
+      </w:pPr>
       <w:r>
         <w:rPr>
           <w:b/>
@@ -6501,7 +6802,7 @@
               <w:rPr>
                 <w:sz w:val="19"/>
               </w:rPr>
-              <w:t>$262,951</w:t>
+              <w:t>$299,195</w:t>
             </w:r>
           </w:p>
         </w:tc>
@@ -6515,7 +6816,7 @@
               <w:rPr>
                 <w:sz w:val="19"/>
               </w:rPr>
-              <w:t>$680,224</w:t>
+              <w:t>$695,981</w:t>
             </w:r>
           </w:p>
         </w:tc>
@@ -6529,7 +6830,7 @@
               <w:rPr>
                 <w:sz w:val="19"/>
               </w:rPr>
-              <w:t>$975,925</w:t>
+              <w:t>$985,429</w:t>
             </w:r>
           </w:p>
         </w:tc>
@@ -6545,7 +6846,7 @@
               <w:rPr>
                 <w:sz w:val="19"/>
               </w:rPr>
-              <w:t>Modeled debt service ($500K, 6%, 36-mo)</w:t>
+              <w:t>Recurring debt service (bank Oct-Jan, then SBA)</w:t>
             </w:r>
           </w:p>
         </w:tc>
@@ -6559,7 +6860,7 @@
               <w:rPr>
                 <w:sz w:val="19"/>
               </w:rPr>
-              <w:t>$142,524</w:t>
+              <w:t>$79,367</w:t>
             </w:r>
           </w:p>
         </w:tc>
@@ -6573,7 +6874,7 @@
               <w:rPr>
                 <w:sz w:val="19"/>
               </w:rPr>
-              <w:t>$182,532</w:t>
+              <w:t>$80,961</w:t>
             </w:r>
           </w:p>
         </w:tc>
@@ -6587,7 +6888,7 @@
               <w:rPr>
                 <w:sz w:val="19"/>
               </w:rPr>
-              <w:t>$182,532</w:t>
+              <w:t>$80,961</w:t>
             </w:r>
           </w:p>
         </w:tc>
@@ -6603,7 +6904,7 @@
               <w:rPr>
                 <w:sz w:val="19"/>
               </w:rPr>
-              <w:t>EBITDA / modeled debt service</w:t>
+              <w:t>EBITDA / recurring debt service</w:t>
             </w:r>
           </w:p>
         </w:tc>
@@ -6617,7 +6918,7 @@
               <w:rPr>
                 <w:sz w:val="19"/>
               </w:rPr>
-              <w:t>1.8x</w:t>
+              <w:t>3.8x</w:t>
             </w:r>
           </w:p>
         </w:tc>
@@ -6631,7 +6932,7 @@
               <w:rPr>
                 <w:sz w:val="19"/>
               </w:rPr>
-              <w:t>3.7x</w:t>
+              <w:t>8.6x</w:t>
             </w:r>
           </w:p>
         </w:tc>
@@ -6645,7 +6946,7 @@
               <w:rPr>
                 <w:sz w:val="19"/>
               </w:rPr>
-              <w:t>5.3x</w:t>
+              <w:t>12.2x</w:t>
             </w:r>
           </w:p>
         </w:tc>
@@ -6661,7 +6962,7 @@
               <w:rPr>
                 <w:sz w:val="19"/>
               </w:rPr>
-              <w:t>EBITDA / actual-terms SBA service (~$80,940/yr)</w:t>
+              <w:t>3-year aggregate coverage</w:t>
             </w:r>
           </w:p>
         </w:tc>
@@ -6675,7 +6976,7 @@
               <w:rPr>
                 <w:sz w:val="19"/>
               </w:rPr>
-              <w:t>n/m (partial year)</w:t>
+              <w:t>8.2x</w:t>
             </w:r>
           </w:p>
         </w:tc>
@@ -6689,7 +6990,6 @@
               <w:rPr>
                 <w:sz w:val="19"/>
               </w:rPr>
-              <w:t>8.4x</w:t>
             </w:r>
           </w:p>
         </w:tc>
@@ -6703,7 +7003,6 @@
               <w:rPr>
                 <w:sz w:val="19"/>
               </w:rPr>
-              <w:t>12.1x</w:t>
             </w:r>
           </w:p>
         </w:tc>
@@ -6733,7 +7032,7 @@
               <w:rPr>
                 <w:sz w:val="19"/>
               </w:rPr>
-              <w:t>$100,941</w:t>
+              <w:t>$128,491</w:t>
             </w:r>
           </w:p>
         </w:tc>
@@ -6747,7 +7046,7 @@
               <w:rPr>
                 <w:sz w:val="19"/>
               </w:rPr>
-              <w:t>$472,928</w:t>
+              <w:t>$457,463</w:t>
             </w:r>
           </w:p>
         </w:tc>
@@ -6761,7 +7060,7 @@
               <w:rPr>
                 <w:sz w:val="19"/>
               </w:rPr>
-              <w:t>$746,549</w:t>
+              <w:t>$718,153</w:t>
             </w:r>
           </w:p>
         </w:tc>
@@ -6774,10 +7073,14 @@
           <w:i w:val="0"/>
           <w:sz w:val="21"/>
         </w:rPr>
-        <w:t>The model deliberately amortizes the full $500,000 over 36 months at $15,211 per month from October 2026 - a schedule roughly 2.3x heavier than an actual SBA 7(a) at ~10.5% over 10 years (~$6,745/mo). Even so, EBITDA covers the modeled service 1.8x in Year 1 (which also carries the seller-note interest), 3.7x in Year 2, and 5.3x in Year 3 - a 3-year aggregate of 3.8x against the 1.25x floor - and these coverages are computed before adding back the below-EBITDA contingency. On actual SBA terms, real coverage will be materially better than modeled. Break-even is approximately 17-18 patients, crossed in month 2-3 of the ramp.</w:t>
+        <w:t>Year 1 carries the interim bank note at $15,211 per month October through January, then the SBA loan at $6,747 per month - EBITDA covers recurring service 3.8x in Year 1, 8.6x in Year 2, and 12.2x in Year 3, an aggregate of 8.2x against the 1.25x floor, computed before adding back the below-EBITDA contingency. Break-even is approximately 17-18 patients, crossed in month 2 of the ramp.</w:t>
       </w:r>
     </w:p>
     <w:p>
+      <w:pPr>
+        <w:pStyle w:val="Heading2"/>
+        <w:spacing w:before="160" w:after="40"/>
+      </w:pPr>
       <w:r>
         <w:rPr>
           <w:b/>
@@ -6794,10 +7097,14 @@
           <w:i w:val="0"/>
           <w:sz w:val="21"/>
         </w:rPr>
-        <w:t>The proforma carries a documented downside case (slower census ramp) as a scenario switch. In the downside, the $250,000 revolver is fully drawn and remains drawn, but cash stays positive throughout the 36 months - the working-capital reserve and revolver absorb the shortfall. A sustained downside beyond that envelope would require census recovery, additional equity, or a larger facility, and this is disclosed rather than modeled away. Three structural mitigants bound the risk: (1) the roster is census-driven, so a lower census carries a lighter cost base; (2) break-even is ~17-18 patients against a month-2 census of 24, so the plan operates above break-even from the second month; and (3) the modeled 36-month amortization overstates the real debt burden - on actual SBA terms, annual debt service falls by roughly $100,000, widening every downside margin.</w:t>
+        <w:t>The proforma carries a documented downside case (slower census ramp) as a scenario switch, modeled with no assumed facility: in the downside the plan requires approximately $30,000 of additional capital (peaking in month 3) - disclosed rather than modeled away, and covered by the investor note raise in progress. Three structural mitigants bound the risk: (1) the roster is census-driven, so a lower census carries a lighter cost base; (2) break-even is ~17-18 patients against a month-2 census of 24, so the plan operates above break-even from the second month; and (3) the modeled 36-month amortization overstates the real debt burden - on actual SBA terms, annual debt service falls by roughly $100,000, widening every downside margin.</w:t>
       </w:r>
     </w:p>
     <w:p>
+      <w:pPr>
+        <w:pStyle w:val="Heading2"/>
+        <w:spacing w:before="160" w:after="40"/>
+      </w:pPr>
       <w:r>
         <w:rPr>
           <w:b/>
@@ -6823,6 +7130,10 @@
       </w:r>
     </w:p>
     <w:p>
+      <w:pPr>
+        <w:pStyle w:val="Heading1"/>
+        <w:spacing w:after="80"/>
+      </w:pPr>
       <w:r>
         <w:rPr>
           <w:b/>
@@ -6839,7 +7150,7 @@
           <w:i w:val="0"/>
           <w:sz w:val="21"/>
         </w:rPr>
-        <w:t>The dominant risks are the newco's lack of operating history and the census ramp - both mitigated by benchmarked economics, a dual-certified license that is billing-ready from day one, an experienced operator, and a capital structure with a 33% equity injection, a $235,000 working-capital reserve, and a $250,000 revolver. The seller-note window (closing to SBA funding) is short and is extinguished when SBA proceeds refinance the bank note at the January 2027 funding.</w:t>
+        <w:t>The dominant risks are the newco's lack of operating history and the census ramp - both mitigated by benchmarked economics, a dual-certified license that is billing-ready from day one, an experienced operator, and a capital structure with a 33% equity injection and a disciplined, no-revolver working-capital plan. The interim-debt window (closing to SBA funding) is short and is extinguished when SBA proceeds refinance the bank note at the January 2027 funding.</w:t>
       </w:r>
     </w:p>
     <w:tbl>
@@ -6970,7 +7281,7 @@
               <w:rPr>
                 <w:sz w:val="19"/>
               </w:rPr>
-              <w:t>Projections model a compressed 36-month amortization ($15,211/mo) and still cover 1.8x -&gt; 3.7x -&gt; 5.3x; actual SBA terms (~$6,745/mo) roughly halve the modeled burden</w:t>
+              <w:t>EBITDA covers recurring service 3.8x -&gt; 8.6x -&gt; 12.2x; the January SBA refinance cuts monthly service from $15,211 to $6,747</w:t>
             </w:r>
           </w:p>
         </w:tc>
@@ -7086,7 +7397,7 @@
               <w:rPr>
                 <w:sz w:val="19"/>
               </w:rPr>
-              <w:t>Break-even ~17-18 patients vs 24 by month 2; capacity hires are census-gated so cost flexes with volume; $235K reserve + $250K revolver keep cash positive in the documented downside case</w:t>
+              <w:t>Break-even ~17-18 patients vs 24 by month 2; hires are census-gated and lag one month so cost flexes with volume; documented downside needs only ~$30K of additional capital (disclosed; covered by the note raise)</w:t>
             </w:r>
           </w:p>
         </w:tc>
@@ -7446,6 +7757,10 @@
       </w:r>
     </w:p>
     <w:p>
+      <w:pPr>
+        <w:pStyle w:val="Heading1"/>
+        <w:spacing w:after="80"/>
+      </w:pPr>
       <w:r>
         <w:rPr>
           <w:b/>
@@ -7456,6 +7771,10 @@
       </w:r>
     </w:p>
     <w:p>
+      <w:pPr>
+        <w:pStyle w:val="Heading2"/>
+        <w:spacing w:before="160" w:after="40"/>
+      </w:pPr>
       <w:r>
         <w:rPr>
           <w:b/>
@@ -7878,6 +8197,10 @@
       </w:tr>
     </w:tbl>
     <w:p>
+      <w:pPr>
+        <w:pStyle w:val="Heading2"/>
+        <w:spacing w:before="160" w:after="40"/>
+      </w:pPr>
       <w:r>
         <w:rPr>
           <w:b/>
@@ -7894,7 +8217,7 @@
           <w:i w:val="0"/>
           <w:sz w:val="21"/>
         </w:rPr>
-        <w:t>Azalea is a well-structured SBA 7(a) opportunity: the acquisition of a scarce, dual-certified (Medicare and Medicaid) Texas hospice license that is ready to bill from day one, led by an operator with 10+ years of hospice ownership and a seated East-Texas team returning to census levels it has operated at before. The credit rests on four verifiable points: (1) the license itself - under the Texas Medicaid enrollment freeze and the CMS nationwide enrollment moratorium, comparable dual-certified licenses trade at $400-500K and above, supporting the $500,000 purchase price and constraining new competition; (2) benchmarked economics - the model's rates and costs reconcile to the team's own prior Tyler-market actuals, with break-even (~17-18 patients) crossed in month 2-3; (3) conservative coverage - EBITDA of $263K / $680K / $976K covers even a deliberately compressed 36-month amortization of the full $500,000 at 1.8x -&gt; 3.7x -&gt; 5.3x, and actual SBA terms roughly halve the modeled debt burden; and (4) a well-capitalized structure - a $250,000 cash injection (33% of the $750,000 project), a $235,000 working-capital reserve, and a $250,000 revolver that keep cash positive in the base case and in the documented downside case. The binding risk is a sustained census shortfall during the ramp; it is mitigated by an above-break-even census from month 2, a census-driven cost structure, substantial liquidity, and the retirement of the seller note at the January 2027 SBA funding that leaves a single, coverable debt.</w:t>
+        <w:t>Azalea is a well-structured SBA 7(a) opportunity: the acquisition of a scarce, dual-certified (Medicare and Medicaid) Texas hospice license that is ready to bill from day one, led by an operator with 10+ years of hospice ownership and a seated East-Texas team returning to census levels it has operated at before. The credit rests on four verifiable points: (1) the license itself - under the Texas Medicaid enrollment freeze and the CMS nationwide enrollment moratorium, comparable dual-certified licenses trade at $400-500K and above, supporting the $500,000 purchase price and constraining new competition; (2) benchmarked economics - the model's rates and costs reconcile to the team's own prior Tyler-market actuals, with break-even (~17-18 patients) crossed in month 2; (3) strong coverage - EBITDA of $299K / $696K / $985K covers recurring debt service 3.8x -&gt; 8.6x -&gt; 12.2x after the January SBA refinance drops the monthly payment from $15,211 to $6,747; and (4) a well-capitalized, honestly modeled structure - a $250,000 cash injection (33% of the $750,000 project) and a working-capital plan that keeps base-case cash positive with no revolver or assumed facility anywhere in the model. The binding risk is a sustained census shortfall during the ramp; it is mitigated by an above-break-even census from month 2, a census-driven cost structure, substantial liquidity, and the retirement of the seller note at the January 2027 SBA funding that leaves a single, coverable debt.</w:t>
       </w:r>
     </w:p>
     <w:p>
@@ -7914,7 +8237,7 @@
           <w:color w:val="606060"/>
           <w:sz w:val="16"/>
         </w:rPr>
-        <w:t>Rev 6.00 - July 2026. This plan is computed from the Rev 3.00 dynamic proforma (Azalea_Hospice_Proforma_Rev3.00_DYNAMIC.xlsx), the single source of truth for all financial figures. Confidential - do not distribute without written consent.</w:t>
+        <w:t>Rev 6.01 - July 2026. This plan is computed from the Rev 4.10 dynamic proforma (Azalea_Hospice_Proforma_Rev4.10_DYNAMIC.xlsx), the single source of truth for all financial figures. Confidential - do not distribute without written consent.</w:t>
       </w:r>
     </w:p>
     <w:p>

--- a/sba_application/03_business_plan/Azalea SBA Business Plan Rev6.00.docx
+++ b/sba_application/03_business_plan/Azalea SBA Business Plan Rev6.00.docx
@@ -5,6 +5,7 @@
     <w:p>
       <w:pPr>
         <w:pStyle w:val="Heading1"/>
+        <w:keepNext/>
         <w:spacing w:after="80"/>
       </w:pPr>
       <w:r>
@@ -91,6 +92,7 @@
     <w:p>
       <w:pPr>
         <w:pStyle w:val="Heading2"/>
+        <w:keepNext/>
         <w:spacing w:before="160" w:after="40"/>
       </w:pPr>
       <w:r>
@@ -115,6 +117,9 @@
         <w:gridCol w:w="2880"/>
       </w:tblGrid>
       <w:tr>
+        <w:trPr>
+          <w:tblHeader w:val="true"/>
+        </w:trPr>
         <w:tc>
           <w:tcPr>
             <w:tcW w:type="dxa" w:w="2304"/>
@@ -318,7 +323,7 @@
               <w:rPr>
                 <w:sz w:val="19"/>
               </w:rPr>
-              <w:t>$262,951</w:t>
+              <w:t>$299,195</w:t>
             </w:r>
           </w:p>
         </w:tc>
@@ -332,7 +337,7 @@
               <w:rPr>
                 <w:sz w:val="19"/>
               </w:rPr>
-              <w:t>13.6% margin, before debt service - growing to $975,925 (28.0%) by Year 3; month-12 margin 22.3%</w:t>
+              <w:t>15.5% margin, before debt service - growing to $985,429 (28.2%) by Year 3; month-12 margin 22.3%</w:t>
             </w:r>
           </w:p>
         </w:tc>
@@ -376,7 +381,7 @@
               <w:rPr>
                 <w:sz w:val="19"/>
               </w:rPr>
-              <w:t>Crossed in month 2-3 of the ramp</w:t>
+              <w:t>Crossed in month 2 of the ramp</w:t>
             </w:r>
           </w:p>
         </w:tc>
@@ -445,6 +450,43 @@
     <w:p>
       <w:pPr>
         <w:pStyle w:val="Heading1"/>
+        <w:keepNext/>
+        <w:spacing w:after="80"/>
+      </w:pPr>
+      <w:r>
+        <w:rPr>
+          <w:b/>
+          <w:color w:val="1F3864"/>
+          <w:sz w:val="30"/>
+        </w:rPr>
+        <w:t>Table of Contents</w:t>
+      </w:r>
+    </w:p>
+    <w:p>
+      <w:r>
+        <w:fldChar w:fldCharType="begin"/>
+        <w:instrText xml:space="preserve">TOC \o "1-2" \h \z \u</w:instrText>
+        <w:fldChar w:fldCharType="end"/>
+      </w:r>
+    </w:p>
+    <w:p>
+      <w:r>
+        <w:rPr>
+          <w:i/>
+          <w:sz w:val="16"/>
+        </w:rPr>
+        <w:t>(Table of contents - in Word: right-click the field and choose Update Field, or press F9.)</w:t>
+      </w:r>
+    </w:p>
+    <w:p>
+      <w:r>
+        <w:br w:type="page"/>
+      </w:r>
+    </w:p>
+    <w:p>
+      <w:pPr>
+        <w:pStyle w:val="Heading1"/>
+        <w:keepNext/>
         <w:spacing w:after="80"/>
       </w:pPr>
       <w:r>
@@ -459,6 +501,7 @@
     <w:p>
       <w:pPr>
         <w:pStyle w:val="Heading2"/>
+        <w:keepNext/>
         <w:spacing w:before="160" w:after="40"/>
       </w:pPr>
       <w:r>
@@ -483,6 +526,7 @@
     <w:p>
       <w:pPr>
         <w:pStyle w:val="Heading2"/>
+        <w:keepNext/>
         <w:spacing w:before="160" w:after="40"/>
       </w:pPr>
       <w:r>
@@ -507,6 +551,9 @@
         <w:gridCol w:w="2880"/>
       </w:tblGrid>
       <w:tr>
+        <w:trPr>
+          <w:tblHeader w:val="true"/>
+        </w:trPr>
         <w:tc>
           <w:tcPr>
             <w:tcW w:type="dxa" w:w="3600"/>
@@ -733,6 +780,7 @@
     <w:p>
       <w:pPr>
         <w:pStyle w:val="Heading2"/>
+        <w:keepNext/>
         <w:spacing w:before="160" w:after="40"/>
       </w:pPr>
       <w:r>
@@ -757,6 +805,7 @@
     <w:p>
       <w:pPr>
         <w:pStyle w:val="Heading2"/>
+        <w:keepNext/>
         <w:spacing w:before="160" w:after="40"/>
       </w:pPr>
       <w:r>
@@ -781,6 +830,7 @@
     <w:p>
       <w:pPr>
         <w:pStyle w:val="Heading2"/>
+        <w:keepNext/>
         <w:spacing w:before="160" w:after="40"/>
       </w:pPr>
       <w:r>
@@ -806,6 +856,9 @@
         <w:gridCol w:w="2160"/>
       </w:tblGrid>
       <w:tr>
+        <w:trPr>
+          <w:tblHeader w:val="true"/>
+        </w:trPr>
         <w:tc>
           <w:tcPr>
             <w:tcW w:type="dxa" w:w="3168"/>
@@ -1117,6 +1170,7 @@
     <w:p>
       <w:pPr>
         <w:pStyle w:val="Heading1"/>
+        <w:keepNext/>
         <w:spacing w:after="80"/>
       </w:pPr>
       <w:r>
@@ -1131,6 +1185,7 @@
     <w:p>
       <w:pPr>
         <w:pStyle w:val="Heading2"/>
+        <w:keepNext/>
         <w:spacing w:before="160" w:after="40"/>
       </w:pPr>
       <w:r>
@@ -1155,6 +1210,7 @@
     <w:p>
       <w:pPr>
         <w:pStyle w:val="Heading2"/>
+        <w:keepNext/>
         <w:spacing w:before="160" w:after="40"/>
       </w:pPr>
       <w:r>
@@ -1179,6 +1235,9 @@
         <w:gridCol w:w="2880"/>
       </w:tblGrid>
       <w:tr>
+        <w:trPr>
+          <w:tblHeader w:val="true"/>
+        </w:trPr>
         <w:tc>
           <w:tcPr>
             <w:tcW w:type="dxa" w:w="3168"/>
@@ -1493,6 +1552,7 @@
     <w:p>
       <w:pPr>
         <w:pStyle w:val="Heading2"/>
+        <w:keepNext/>
         <w:spacing w:before="160" w:after="40"/>
       </w:pPr>
       <w:r>
@@ -1517,6 +1577,7 @@
     <w:p>
       <w:pPr>
         <w:pStyle w:val="Heading2"/>
+        <w:keepNext/>
         <w:spacing w:before="160" w:after="40"/>
       </w:pPr>
       <w:r>
@@ -1541,6 +1602,7 @@
     <w:p>
       <w:pPr>
         <w:pStyle w:val="Heading2"/>
+        <w:keepNext/>
         <w:spacing w:before="160" w:after="40"/>
       </w:pPr>
       <w:r>
@@ -1570,6 +1632,7 @@
     <w:p>
       <w:pPr>
         <w:pStyle w:val="Heading1"/>
+        <w:keepNext/>
         <w:spacing w:after="80"/>
       </w:pPr>
       <w:r>
@@ -1584,6 +1647,7 @@
     <w:p>
       <w:pPr>
         <w:pStyle w:val="Heading2"/>
+        <w:keepNext/>
         <w:spacing w:before="160" w:after="40"/>
       </w:pPr>
       <w:r>
@@ -1618,6 +1682,7 @@
     <w:p>
       <w:pPr>
         <w:pStyle w:val="Heading2"/>
+        <w:keepNext/>
         <w:spacing w:before="160" w:after="40"/>
       </w:pPr>
       <w:r>
@@ -1642,6 +1707,7 @@
     <w:p>
       <w:pPr>
         <w:pStyle w:val="Heading2"/>
+        <w:keepNext/>
         <w:spacing w:before="160" w:after="40"/>
       </w:pPr>
       <w:r>
@@ -1721,6 +1787,7 @@
     <w:p>
       <w:pPr>
         <w:pStyle w:val="Heading2"/>
+        <w:keepNext/>
         <w:spacing w:before="160" w:after="40"/>
       </w:pPr>
       <w:r>
@@ -1801,6 +1868,7 @@
     <w:p>
       <w:pPr>
         <w:pStyle w:val="Heading2"/>
+        <w:keepNext/>
         <w:spacing w:before="160" w:after="40"/>
       </w:pPr>
       <w:r>
@@ -1825,6 +1893,7 @@
     <w:p>
       <w:pPr>
         <w:pStyle w:val="Heading2"/>
+        <w:keepNext/>
         <w:spacing w:before="160" w:after="40"/>
       </w:pPr>
       <w:r>
@@ -1854,6 +1923,7 @@
     <w:p>
       <w:pPr>
         <w:pStyle w:val="Heading1"/>
+        <w:keepNext/>
         <w:spacing w:after="80"/>
       </w:pPr>
       <w:r>
@@ -1888,6 +1958,9 @@
         <w:gridCol w:w="2880"/>
       </w:tblGrid>
       <w:tr>
+        <w:trPr>
+          <w:tblHeader w:val="true"/>
+        </w:trPr>
         <w:tc>
           <w:tcPr>
             <w:tcW w:type="dxa" w:w="2736"/>
@@ -2290,6 +2363,7 @@
     <w:p>
       <w:pPr>
         <w:pStyle w:val="Heading2"/>
+        <w:keepNext/>
         <w:spacing w:before="160" w:after="40"/>
       </w:pPr>
       <w:r>
@@ -2381,6 +2455,7 @@
     <w:p>
       <w:pPr>
         <w:pStyle w:val="Heading2"/>
+        <w:keepNext/>
         <w:spacing w:before="160" w:after="40"/>
       </w:pPr>
       <w:r>
@@ -2430,6 +2505,7 @@
     <w:p>
       <w:pPr>
         <w:pStyle w:val="Heading1"/>
+        <w:keepNext/>
         <w:spacing w:after="80"/>
       </w:pPr>
       <w:r>
@@ -2444,6 +2520,7 @@
     <w:p>
       <w:pPr>
         <w:pStyle w:val="Heading2"/>
+        <w:keepNext/>
         <w:spacing w:before="160" w:after="40"/>
       </w:pPr>
       <w:r>
@@ -2535,6 +2612,7 @@
     <w:p>
       <w:pPr>
         <w:pStyle w:val="Heading2"/>
+        <w:keepNext/>
         <w:spacing w:before="160" w:after="40"/>
       </w:pPr>
       <w:r>
@@ -2615,6 +2693,7 @@
     <w:p>
       <w:pPr>
         <w:pStyle w:val="Heading2"/>
+        <w:keepNext/>
         <w:spacing w:before="160" w:after="40"/>
       </w:pPr>
       <w:r>
@@ -2706,6 +2785,7 @@
     <w:p>
       <w:pPr>
         <w:pStyle w:val="Heading2"/>
+        <w:keepNext/>
         <w:spacing w:before="160" w:after="40"/>
       </w:pPr>
       <w:r>
@@ -2780,6 +2860,7 @@
     <w:p>
       <w:pPr>
         <w:pStyle w:val="Heading1"/>
+        <w:keepNext/>
         <w:spacing w:after="80"/>
       </w:pPr>
       <w:r>
@@ -2804,6 +2885,7 @@
     <w:p>
       <w:pPr>
         <w:pStyle w:val="Heading2"/>
+        <w:keepNext/>
         <w:spacing w:before="160" w:after="40"/>
       </w:pPr>
       <w:r>
@@ -2828,6 +2910,7 @@
     <w:p>
       <w:pPr>
         <w:pStyle w:val="Heading2"/>
+        <w:keepNext/>
         <w:spacing w:before="160" w:after="40"/>
       </w:pPr>
       <w:r>
@@ -2852,6 +2935,7 @@
     <w:p>
       <w:pPr>
         <w:pStyle w:val="Heading2"/>
+        <w:keepNext/>
         <w:spacing w:before="160" w:after="40"/>
       </w:pPr>
       <w:r>
@@ -2876,6 +2960,7 @@
     <w:p>
       <w:pPr>
         <w:pStyle w:val="Heading2"/>
+        <w:keepNext/>
         <w:spacing w:before="160" w:after="40"/>
       </w:pPr>
       <w:r>
@@ -2900,6 +2985,7 @@
     <w:p>
       <w:pPr>
         <w:pStyle w:val="Heading2"/>
+        <w:keepNext/>
         <w:spacing w:before="160" w:after="40"/>
       </w:pPr>
       <w:r>
@@ -2934,6 +3020,7 @@
     <w:p>
       <w:pPr>
         <w:pStyle w:val="Heading2"/>
+        <w:keepNext/>
         <w:spacing w:before="160" w:after="40"/>
       </w:pPr>
       <w:r>
@@ -2958,6 +3045,9 @@
         <w:gridCol w:w="2880"/>
       </w:tblGrid>
       <w:tr>
+        <w:trPr>
+          <w:tblHeader w:val="true"/>
+        </w:trPr>
         <w:tc>
           <w:tcPr>
             <w:tcW w:type="dxa" w:w="2304"/>
@@ -3199,6 +3289,7 @@
     <w:p>
       <w:pPr>
         <w:pStyle w:val="Heading1"/>
+        <w:keepNext/>
         <w:spacing w:after="80"/>
       </w:pPr>
       <w:r>
@@ -3213,6 +3304,7 @@
     <w:p>
       <w:pPr>
         <w:pStyle w:val="Heading2"/>
+        <w:keepNext/>
         <w:spacing w:before="160" w:after="40"/>
       </w:pPr>
       <w:r>
@@ -3237,6 +3329,7 @@
     <w:p>
       <w:pPr>
         <w:pStyle w:val="Heading2"/>
+        <w:keepNext/>
         <w:spacing w:before="160" w:after="40"/>
       </w:pPr>
       <w:r>
@@ -3261,6 +3354,7 @@
     <w:p>
       <w:pPr>
         <w:pStyle w:val="Heading2"/>
+        <w:keepNext/>
         <w:spacing w:before="160" w:after="40"/>
       </w:pPr>
       <w:r>
@@ -3285,6 +3379,7 @@
     <w:p>
       <w:pPr>
         <w:pStyle w:val="Heading2"/>
+        <w:keepNext/>
         <w:spacing w:before="160" w:after="40"/>
       </w:pPr>
       <w:r>
@@ -3314,6 +3409,7 @@
     <w:p>
       <w:pPr>
         <w:pStyle w:val="Heading1"/>
+        <w:keepNext/>
         <w:spacing w:after="80"/>
       </w:pPr>
       <w:r>
@@ -3338,6 +3434,7 @@
     <w:p>
       <w:pPr>
         <w:pStyle w:val="Heading2"/>
+        <w:keepNext/>
         <w:spacing w:before="160" w:after="40"/>
       </w:pPr>
       <w:r>
@@ -3373,6 +3470,9 @@
         <w:gridCol w:w="2160"/>
       </w:tblGrid>
       <w:tr>
+        <w:trPr>
+          <w:tblHeader w:val="true"/>
+        </w:trPr>
         <w:tc>
           <w:tcPr>
             <w:tcW w:type="dxa" w:w="2448"/>
@@ -3728,6 +3828,7 @@
     <w:p>
       <w:pPr>
         <w:pStyle w:val="Heading2"/>
+        <w:keepNext/>
         <w:spacing w:before="160" w:after="40"/>
       </w:pPr>
       <w:r>
@@ -3808,6 +3909,7 @@
     <w:p>
       <w:pPr>
         <w:pStyle w:val="Heading2"/>
+        <w:keepNext/>
         <w:spacing w:before="160" w:after="40"/>
       </w:pPr>
       <w:r>
@@ -3837,6 +3939,7 @@
     <w:p>
       <w:pPr>
         <w:pStyle w:val="Heading1"/>
+        <w:keepNext/>
         <w:spacing w:after="80"/>
       </w:pPr>
       <w:r>
@@ -3851,6 +3954,7 @@
     <w:p>
       <w:pPr>
         <w:pStyle w:val="Heading2"/>
+        <w:keepNext/>
         <w:spacing w:before="160" w:after="40"/>
       </w:pPr>
       <w:r>
@@ -3875,6 +3979,7 @@
     <w:p>
       <w:pPr>
         <w:pStyle w:val="Heading2"/>
+        <w:keepNext/>
         <w:spacing w:before="160" w:after="40"/>
       </w:pPr>
       <w:r>
@@ -3899,6 +4004,7 @@
     <w:p>
       <w:pPr>
         <w:pStyle w:val="Heading2"/>
+        <w:keepNext/>
         <w:spacing w:before="160" w:after="40"/>
       </w:pPr>
       <w:r>
@@ -3923,6 +4029,7 @@
     <w:p>
       <w:pPr>
         <w:pStyle w:val="Heading2"/>
+        <w:keepNext/>
         <w:spacing w:before="160" w:after="40"/>
       </w:pPr>
       <w:r>
@@ -3947,6 +4054,7 @@
     <w:p>
       <w:pPr>
         <w:pStyle w:val="Heading2"/>
+        <w:keepNext/>
         <w:spacing w:before="160" w:after="40"/>
       </w:pPr>
       <w:r>
@@ -3976,6 +4084,7 @@
     <w:p>
       <w:pPr>
         <w:pStyle w:val="Heading1"/>
+        <w:keepNext/>
         <w:spacing w:after="80"/>
       </w:pPr>
       <w:r>
@@ -3990,6 +4099,7 @@
     <w:p>
       <w:pPr>
         <w:pStyle w:val="Heading2"/>
+        <w:keepNext/>
         <w:spacing w:before="160" w:after="40"/>
       </w:pPr>
       <w:r>
@@ -4014,6 +4124,7 @@
     <w:p>
       <w:pPr>
         <w:pStyle w:val="Heading2"/>
+        <w:keepNext/>
         <w:spacing w:before="160" w:after="40"/>
       </w:pPr>
       <w:r>
@@ -4038,6 +4149,7 @@
     <w:p>
       <w:pPr>
         <w:pStyle w:val="Heading2"/>
+        <w:keepNext/>
         <w:spacing w:before="160" w:after="40"/>
       </w:pPr>
       <w:r>
@@ -4062,6 +4174,7 @@
     <w:p>
       <w:pPr>
         <w:pStyle w:val="Heading2"/>
+        <w:keepNext/>
         <w:spacing w:before="160" w:after="40"/>
       </w:pPr>
       <w:r>
@@ -4086,6 +4199,7 @@
     <w:p>
       <w:pPr>
         <w:pStyle w:val="Heading2"/>
+        <w:keepNext/>
         <w:spacing w:before="160" w:after="40"/>
       </w:pPr>
       <w:r>
@@ -4110,6 +4224,9 @@
         <w:gridCol w:w="2880"/>
       </w:tblGrid>
       <w:tr>
+        <w:trPr>
+          <w:tblHeader w:val="true"/>
+        </w:trPr>
         <w:tc>
           <w:tcPr>
             <w:tcW w:type="dxa" w:w="1872"/>
@@ -4439,6 +4556,7 @@
     <w:p>
       <w:pPr>
         <w:pStyle w:val="Heading1"/>
+        <w:keepNext/>
         <w:spacing w:after="80"/>
       </w:pPr>
       <w:r>
@@ -4463,6 +4581,7 @@
     <w:p>
       <w:pPr>
         <w:pStyle w:val="Heading2"/>
+        <w:keepNext/>
         <w:spacing w:before="160" w:after="40"/>
       </w:pPr>
       <w:r>
@@ -4488,6 +4607,9 @@
         <w:gridCol w:w="2160"/>
       </w:tblGrid>
       <w:tr>
+        <w:trPr>
+          <w:tblHeader w:val="true"/>
+        </w:trPr>
         <w:tc>
           <w:tcPr>
             <w:tcW w:type="dxa" w:w="3168"/>
@@ -4793,6 +4915,7 @@
     <w:p>
       <w:pPr>
         <w:pStyle w:val="Heading2"/>
+        <w:keepNext/>
         <w:spacing w:before="160" w:after="40"/>
       </w:pPr>
       <w:r>
@@ -4816,6 +4939,9 @@
         <w:gridCol w:w="4320"/>
       </w:tblGrid>
       <w:tr>
+        <w:trPr>
+          <w:tblHeader w:val="true"/>
+        </w:trPr>
         <w:tc>
           <w:tcPr>
             <w:tcW w:type="dxa" w:w="3456"/>
@@ -5331,6 +5457,7 @@
     <w:p>
       <w:pPr>
         <w:pStyle w:val="Heading2"/>
+        <w:keepNext/>
         <w:spacing w:before="160" w:after="40"/>
       </w:pPr>
       <w:r>
@@ -5356,6 +5483,9 @@
         <w:gridCol w:w="2160"/>
       </w:tblGrid>
       <w:tr>
+        <w:trPr>
+          <w:tblHeader w:val="true"/>
+        </w:trPr>
         <w:tc>
           <w:tcPr>
             <w:tcW w:type="dxa" w:w="3744"/>
@@ -6243,6 +6373,7 @@
     <w:p>
       <w:pPr>
         <w:pStyle w:val="Heading2"/>
+        <w:keepNext/>
         <w:spacing w:before="160" w:after="40"/>
       </w:pPr>
       <w:r>
@@ -6268,6 +6399,9 @@
         <w:gridCol w:w="2160"/>
       </w:tblGrid>
       <w:tr>
+        <w:trPr>
+          <w:tblHeader w:val="true"/>
+        </w:trPr>
         <w:tc>
           <w:tcPr>
             <w:tcW w:type="dxa" w:w="1728"/>
@@ -6633,6 +6767,7 @@
     <w:p>
       <w:pPr>
         <w:pStyle w:val="Heading2"/>
+        <w:keepNext/>
         <w:spacing w:before="160" w:after="40"/>
       </w:pPr>
       <w:r>
@@ -6658,6 +6793,9 @@
         <w:gridCol w:w="2160"/>
       </w:tblGrid>
       <w:tr>
+        <w:trPr>
+          <w:tblHeader w:val="true"/>
+        </w:trPr>
         <w:tc>
           <w:tcPr>
             <w:tcW w:type="dxa" w:w="4032"/>
@@ -7079,6 +7217,7 @@
     <w:p>
       <w:pPr>
         <w:pStyle w:val="Heading2"/>
+        <w:keepNext/>
         <w:spacing w:before="160" w:after="40"/>
       </w:pPr>
       <w:r>
@@ -7103,6 +7242,7 @@
     <w:p>
       <w:pPr>
         <w:pStyle w:val="Heading2"/>
+        <w:keepNext/>
         <w:spacing w:before="160" w:after="40"/>
       </w:pPr>
       <w:r>
@@ -7132,6 +7272,7 @@
     <w:p>
       <w:pPr>
         <w:pStyle w:val="Heading1"/>
+        <w:keepNext/>
         <w:spacing w:after="80"/>
       </w:pPr>
       <w:r>
@@ -7167,6 +7308,9 @@
         <w:gridCol w:w="2160"/>
       </w:tblGrid>
       <w:tr>
+        <w:trPr>
+          <w:tblHeader w:val="true"/>
+        </w:trPr>
         <w:tc>
           <w:tcPr>
             <w:tcW w:type="dxa" w:w="2448"/>
@@ -7759,6 +7903,7 @@
     <w:p>
       <w:pPr>
         <w:pStyle w:val="Heading1"/>
+        <w:keepNext/>
         <w:spacing w:after="80"/>
       </w:pPr>
       <w:r>
@@ -7773,6 +7918,7 @@
     <w:p>
       <w:pPr>
         <w:pStyle w:val="Heading2"/>
+        <w:keepNext/>
         <w:spacing w:before="160" w:after="40"/>
       </w:pPr>
       <w:r>
@@ -7797,6 +7943,9 @@
         <w:gridCol w:w="2880"/>
       </w:tblGrid>
       <w:tr>
+        <w:trPr>
+          <w:tblHeader w:val="true"/>
+        </w:trPr>
         <w:tc>
           <w:tcPr>
             <w:tcW w:type="dxa" w:w="2016"/>
@@ -8199,6 +8348,7 @@
     <w:p>
       <w:pPr>
         <w:pStyle w:val="Heading2"/>
+        <w:keepNext/>
         <w:spacing w:before="160" w:after="40"/>
       </w:pPr>
       <w:r>
@@ -8261,13 +8411,58 @@
       </w:r>
     </w:p>
     <w:sectPr>
+      <w:footerReference w:type="default" r:id="rId9"/>
       <w:pgSz w:w="12240" w:h="15840"/>
-      <w:pgMar w:top="1440" w:right="1800" w:bottom="1440" w:left="1800" w:header="720" w:footer="720" w:gutter="0"/>
+      <w:pgMar w:top="1296" w:right="1440" w:bottom="1296" w:left="1440" w:header="720" w:footer="720" w:gutter="0"/>
       <w:cols w:space="720"/>
       <w:docGrid w:linePitch="360"/>
     </w:sectPr>
   </w:body>
 </w:document>
+</file>
+
+<file path=word/footer1.xml><?xml version="1.0" encoding="utf-8"?>
+<w:ftr xmlns:m="http://schemas.openxmlformats.org/officeDocument/2006/math" xmlns:mc="http://schemas.openxmlformats.org/markup-compatibility/2006" xmlns:mo="http://schemas.microsoft.com/office/mac/office/2008/main" xmlns:mv="urn:schemas-microsoft-com:mac:vml" xmlns:o="urn:schemas-microsoft-com:office:office" xmlns:r="http://schemas.openxmlformats.org/officeDocument/2006/relationships" xmlns:v="urn:schemas-microsoft-com:vml" xmlns:w10="urn:schemas-microsoft-com:office:word" xmlns:w14="http://schemas.microsoft.com/office/word/2010/wordml" xmlns:w="http://schemas.openxmlformats.org/wordprocessingml/2006/main" xmlns:wne="http://schemas.microsoft.com/office/word/2006/wordml" xmlns:wp14="http://schemas.microsoft.com/office/word/2010/wordprocessingDrawing" xmlns:wp="http://schemas.openxmlformats.org/drawingml/2006/wordprocessingDrawing" xmlns:wpc="http://schemas.microsoft.com/office/word/2010/wordprocessingCanvas" xmlns:wpg="http://schemas.microsoft.com/office/word/2010/wordprocessingGroup" xmlns:wpi="http://schemas.microsoft.com/office/word/2010/wordprocessingInk" xmlns:wps="http://schemas.microsoft.com/office/word/2010/wordprocessingShape" mc:Ignorable="w14 wp14">
+  <w:p>
+    <w:pPr>
+      <w:pStyle w:val="Footer"/>
+    </w:pPr>
+    <w:r>
+      <w:rPr>
+        <w:sz w:val="16"/>
+      </w:rPr>
+      <w:t xml:space="preserve">Azalea Hospice - SBA Business Plan Rev 6.01 | Confidential | </w:t>
+    </w:r>
+    <w:r>
+      <w:rPr>
+        <w:sz w:val="16"/>
+      </w:rPr>
+      <w:t xml:space="preserve">Page </w:t>
+    </w:r>
+    <w:r>
+      <w:rPr>
+        <w:sz w:val="16"/>
+      </w:rPr>
+      <w:fldChar w:fldCharType="begin"/>
+      <w:instrText xml:space="preserve">PAGE</w:instrText>
+      <w:fldChar w:fldCharType="end"/>
+    </w:r>
+    <w:r>
+      <w:rPr>
+        <w:sz w:val="16"/>
+      </w:rPr>
+      <w:t xml:space="preserve"> of </w:t>
+    </w:r>
+    <w:r>
+      <w:rPr>
+        <w:sz w:val="16"/>
+      </w:rPr>
+      <w:fldChar w:fldCharType="begin"/>
+      <w:instrText xml:space="preserve">NUMPAGES</w:instrText>
+      <w:fldChar w:fldCharType="end"/>
+    </w:r>
+  </w:p>
+</w:ftr>
 </file>
 
 <file path=word/numbering.xml><?xml version="1.0" encoding="utf-8"?>

--- a/sba_application/03_business_plan/Azalea SBA Business Plan Rev6.00.docx
+++ b/sba_application/03_business_plan/Azalea SBA Business Plan Rev6.00.docx
@@ -8829,7 +8829,7 @@
     <w:qFormat/>
     <w:rsid w:val="00FC693F"/>
     <w:rPr>
-      <w:rFonts w:ascii="Calibri" w:hAnsi="Calibri"/>
+      <w:rFonts w:ascii="Aptos" w:hAnsi="Aptos"/>
       <w:sz w:val="21"/>
     </w:rPr>
   </w:style>
@@ -8892,7 +8892,7 @@
       <w:outlineLvl w:val="0"/>
     </w:pPr>
     <w:rPr>
-      <w:rFonts w:asciiTheme="majorHAnsi" w:eastAsiaTheme="majorEastAsia" w:hAnsiTheme="majorHAnsi" w:cstheme="majorBidi"/>
+      <w:rFonts w:asciiTheme="majorHAnsi" w:eastAsiaTheme="majorEastAsia" w:hAnsiTheme="majorHAnsi" w:cstheme="majorBidi" w:ascii="Aptos Display" w:hAnsi="Aptos Display"/>
       <w:b/>
       <w:bCs/>
       <w:color w:val="365F91" w:themeColor="accent1" w:themeShade="BF"/>
@@ -8916,7 +8916,7 @@
       <w:outlineLvl w:val="1"/>
     </w:pPr>
     <w:rPr>
-      <w:rFonts w:asciiTheme="majorHAnsi" w:eastAsiaTheme="majorEastAsia" w:hAnsiTheme="majorHAnsi" w:cstheme="majorBidi"/>
+      <w:rFonts w:asciiTheme="majorHAnsi" w:eastAsiaTheme="majorEastAsia" w:hAnsiTheme="majorHAnsi" w:cstheme="majorBidi" w:ascii="Aptos Display" w:hAnsi="Aptos Display"/>
       <w:b/>
       <w:bCs/>
       <w:color w:val="4F81BD" w:themeColor="accent1"/>
@@ -8940,7 +8940,7 @@
       <w:outlineLvl w:val="2"/>
     </w:pPr>
     <w:rPr>
-      <w:rFonts w:asciiTheme="majorHAnsi" w:eastAsiaTheme="majorEastAsia" w:hAnsiTheme="majorHAnsi" w:cstheme="majorBidi"/>
+      <w:rFonts w:asciiTheme="majorHAnsi" w:eastAsiaTheme="majorEastAsia" w:hAnsiTheme="majorHAnsi" w:cstheme="majorBidi" w:ascii="Aptos Display" w:hAnsi="Aptos Display"/>
       <w:b/>
       <w:bCs/>
       <w:color w:val="4F81BD" w:themeColor="accent1"/>
@@ -8963,7 +8963,7 @@
       <w:outlineLvl w:val="3"/>
     </w:pPr>
     <w:rPr>
-      <w:rFonts w:asciiTheme="majorHAnsi" w:eastAsiaTheme="majorEastAsia" w:hAnsiTheme="majorHAnsi" w:cstheme="majorBidi"/>
+      <w:rFonts w:asciiTheme="majorHAnsi" w:eastAsiaTheme="majorEastAsia" w:hAnsiTheme="majorHAnsi" w:cstheme="majorBidi" w:ascii="Aptos Display" w:hAnsi="Aptos Display"/>
       <w:b/>
       <w:bCs/>
       <w:i/>
@@ -9121,6 +9121,9 @@
     <w:pPr>
       <w:spacing w:after="0" w:line="240" w:lineRule="auto"/>
     </w:pPr>
+    <w:rPr>
+      <w:rFonts w:ascii="Aptos" w:hAnsi="Aptos"/>
+    </w:rPr>
   </w:style>
   <w:style w:type="character" w:customStyle="1" w:styleId="Heading1Char">
     <w:name w:val="Heading 1 Char"/>
@@ -9181,7 +9184,7 @@
       <w:contextualSpacing/>
     </w:pPr>
     <w:rPr>
-      <w:rFonts w:asciiTheme="majorHAnsi" w:eastAsiaTheme="majorEastAsia" w:hAnsiTheme="majorHAnsi" w:cstheme="majorBidi"/>
+      <w:rFonts w:asciiTheme="majorHAnsi" w:eastAsiaTheme="majorEastAsia" w:hAnsiTheme="majorHAnsi" w:cstheme="majorBidi" w:ascii="Aptos Display" w:hAnsi="Aptos Display"/>
       <w:color w:val="17365D" w:themeColor="text2" w:themeShade="BF"/>
       <w:spacing w:val="5"/>
       <w:kern w:val="28"/>
@@ -9218,7 +9221,7 @@
       </w:numPr>
     </w:pPr>
     <w:rPr>
-      <w:rFonts w:asciiTheme="majorHAnsi" w:eastAsiaTheme="majorEastAsia" w:hAnsiTheme="majorHAnsi" w:cstheme="majorBidi"/>
+      <w:rFonts w:asciiTheme="majorHAnsi" w:eastAsiaTheme="majorEastAsia" w:hAnsiTheme="majorHAnsi" w:cstheme="majorBidi" w:ascii="Aptos Display" w:hAnsi="Aptos Display"/>
       <w:i/>
       <w:iCs/>
       <w:color w:val="4F81BD" w:themeColor="accent1"/>
@@ -9253,6 +9256,9 @@
       <w:ind w:left="720"/>
       <w:contextualSpacing/>
     </w:pPr>
+    <w:rPr>
+      <w:rFonts w:ascii="Aptos" w:hAnsi="Aptos"/>
+    </w:rPr>
   </w:style>
   <w:style w:type="paragraph" w:styleId="BodyText">
     <w:name w:val="Body Text"/>
@@ -9264,6 +9270,9 @@
     <w:pPr>
       <w:spacing w:after="120"/>
     </w:pPr>
+    <w:rPr>
+      <w:rFonts w:ascii="Aptos" w:hAnsi="Aptos"/>
+    </w:rPr>
   </w:style>
   <w:style w:type="character" w:customStyle="1" w:styleId="BodyTextChar">
     <w:name w:val="Body Text Char"/>
@@ -9361,6 +9370,9 @@
       </w:numPr>
       <w:contextualSpacing/>
     </w:pPr>
+    <w:rPr>
+      <w:rFonts w:ascii="Aptos" w:hAnsi="Aptos"/>
+    </w:rPr>
   </w:style>
   <w:style w:type="paragraph" w:styleId="ListBullet2">
     <w:name w:val="List Bullet 2"/>
@@ -9400,6 +9412,9 @@
       </w:numPr>
       <w:contextualSpacing/>
     </w:pPr>
+    <w:rPr>
+      <w:rFonts w:ascii="Aptos" w:hAnsi="Aptos"/>
+    </w:rPr>
   </w:style>
   <w:style w:type="paragraph" w:styleId="ListNumber2">
     <w:name w:val="List Number 2"/>
